--- a/Clinical Medicine and Surgery I Exam 4/cms-exam-4-cram-sheet.docx
+++ b/Clinical Medicine and Surgery I Exam 4/cms-exam-4-cram-sheet.docx
@@ -2778,7 +2778,7 @@
                 <w:i w:val="0"/>
                 <w:sz w:val="18"/>
               </w:rPr>
-              <w:t xml:space="preserve">Measurement error is one of the first things to exclude before labelling a patient resistant — </w:t>
+              <w:t xml:space="preserve">Measurement error is one of the first things to exclude before labeling a patient resistant — </w:t>
             </w:r>
             <w:r>
               <w:rPr>
@@ -9194,7 +9194,7 @@
                 <w:i w:val="0"/>
                 <w:sz w:val="18"/>
               </w:rPr>
-              <w:t xml:space="preserve">: &lt;100 rules out acute failure; 100–400 grey zone; &gt;400 likely; </w:t>
+              <w:t xml:space="preserve">: &lt;100 rules out acute failure; 100–400 gray zone; &gt;400 likely; </w:t>
             </w:r>
             <w:r>
               <w:rPr>

--- a/Clinical Medicine and Surgery I Exam 4/cms-exam-4-cram-sheet.docx
+++ b/Clinical Medicine and Surgery I Exam 4/cms-exam-4-cram-sheet.docx
@@ -62,7 +62,7 @@
           <w:b w:val="0"/>
           <w:i w:val="0"/>
         </w:rPr>
-        <w:t>Hypertension, hypotension, atherosclerosis and lipid disorders, and heart failure condensed: classification and causes, the orthostatic heart-rate tell, the lipid memory aid and 2018 statin decisions, and the 2022 heart failure groups, stages and therapy. Coronary artery disease and valvular disease follow when posted.</w:t>
+        <w:t>Hypertension, hypotension, atherosclerosis and lipid disorders, valvular heart disease and heart failure condensed: classification and causes, the orthostatic heart-rate tell, the lipid memory aid and 2018 statin decisions, the murmur words and valve-by-valve essentials, and the 2022 heart failure groups, stages and therapy. Coronary artery disease follows when posted.</w:t>
       </w:r>
     </w:p>
     <w:tbl>
@@ -8071,6 +8071,1984 @@
                 <w:sz w:val="18"/>
               </w:rPr>
               <w:t>2026 / PREVENT: rotations only, not tested.</w:t>
+            </w:r>
+          </w:p>
+        </w:tc>
+      </w:tr>
+    </w:tbl>
+    <w:p>
+      <w:pPr>
+        <w:spacing w:after="80"/>
+      </w:pPr>
+    </w:p>
+    <w:p>
+      <w:pPr>
+        <w:pStyle w:val="Heading1"/>
+        <w:spacing w:before="280" w:after="100"/>
+      </w:pPr>
+      <w:r>
+        <w:rPr>
+          <w:rFonts w:ascii="Georgia" w:hAnsi="Georgia"/>
+          <w:color w:val="17494B"/>
+        </w:rPr>
+        <w:t>Valves: Murmur Words &amp; Test Tips</w:t>
+      </w:r>
+    </w:p>
+    <w:tbl>
+      <w:tblPr>
+        <w:tblStyle w:val="TableGrid"/>
+        <w:tblW w:type="auto" w:w="0"/>
+        <w:jc w:val="center"/>
+        <w:tblLook w:firstColumn="1" w:firstRow="1" w:lastColumn="0" w:lastRow="0" w:noHBand="0" w:noVBand="1" w:val="04A0"/>
+        <w:tblBorders>
+          <w:top w:val="single" w:sz="4" w:space="0" w:color="D8D2D4"/>
+          <w:left w:val="single" w:sz="4" w:space="0" w:color="D8D2D4"/>
+          <w:bottom w:val="single" w:sz="4" w:space="0" w:color="D8D2D4"/>
+          <w:right w:val="single" w:sz="4" w:space="0" w:color="D8D2D4"/>
+          <w:insideH w:val="single" w:sz="4" w:space="0" w:color="D8D2D4"/>
+          <w:insideV w:val="single" w:sz="4" w:space="0" w:color="D8D2D4"/>
+        </w:tblBorders>
+      </w:tblPr>
+      <w:tblGrid>
+        <w:gridCol w:w="5112"/>
+        <w:gridCol w:w="5112"/>
+      </w:tblGrid>
+      <w:tr>
+        <w:tc>
+          <w:tcPr>
+            <w:tcW w:type="dxa" w:w="5112"/>
+            <w:shd w:val="clear" w:color="auto" w:fill="17494B"/>
+          </w:tcPr>
+          <w:p>
+            <w:pPr>
+              <w:spacing w:after="40"/>
+            </w:pPr>
+            <w:r>
+              <w:rPr>
+                <w:b/>
+                <w:color w:val="FFFFFF"/>
+                <w:sz w:val="18"/>
+              </w:rPr>
+            </w:r>
+            <w:r>
+              <w:rPr>
+                <w:b/>
+                <w:i w:val="0"/>
+                <w:color w:val="FFFFFF"/>
+                <w:sz w:val="18"/>
+              </w:rPr>
+              <w:t>Term</w:t>
+            </w:r>
+          </w:p>
+        </w:tc>
+        <w:tc>
+          <w:tcPr>
+            <w:tcW w:type="dxa" w:w="5112"/>
+            <w:shd w:val="clear" w:color="auto" w:fill="17494B"/>
+          </w:tcPr>
+          <w:p>
+            <w:pPr>
+              <w:spacing w:after="40"/>
+            </w:pPr>
+            <w:r>
+              <w:rPr>
+                <w:b/>
+                <w:color w:val="FFFFFF"/>
+                <w:sz w:val="18"/>
+              </w:rPr>
+            </w:r>
+            <w:r>
+              <w:rPr>
+                <w:b/>
+                <w:i w:val="0"/>
+                <w:color w:val="FFFFFF"/>
+                <w:sz w:val="18"/>
+              </w:rPr>
+              <w:t>What you need to know</w:t>
+            </w:r>
+          </w:p>
+        </w:tc>
+      </w:tr>
+      <w:tr>
+        <w:tc>
+          <w:tcPr>
+            <w:tcW w:type="dxa" w:w="5112"/>
+            <w:shd w:val="clear" w:color="auto" w:fill="F1EEEF"/>
+          </w:tcPr>
+          <w:p>
+            <w:pPr>
+              <w:spacing w:after="40"/>
+            </w:pPr>
+            <w:r>
+              <w:rPr>
+                <w:b/>
+                <w:sz w:val="18"/>
+              </w:rPr>
+            </w:r>
+            <w:r>
+              <w:rPr>
+                <w:b/>
+                <w:i w:val="0"/>
+                <w:sz w:val="18"/>
+              </w:rPr>
+              <w:t>★ The words</w:t>
+            </w:r>
+          </w:p>
+        </w:tc>
+        <w:tc>
+          <w:tcPr>
+            <w:tcW w:type="dxa" w:w="5112"/>
+          </w:tcPr>
+          <w:p>
+            <w:pPr>
+              <w:spacing w:after="40"/>
+            </w:pPr>
+            <w:r>
+              <w:rPr>
+                <w:sz w:val="18"/>
+              </w:rPr>
+            </w:r>
+            <w:r>
+              <w:rPr>
+                <w:b/>
+                <w:i w:val="0"/>
+                <w:sz w:val="18"/>
+              </w:rPr>
+              <w:t>Harsh / rumble = stenosis</w:t>
+            </w:r>
+            <w:r>
+              <w:rPr>
+                <w:b w:val="0"/>
+                <w:i w:val="0"/>
+                <w:sz w:val="18"/>
+              </w:rPr>
+              <w:t xml:space="preserve"> → abnormal forward flow → pressure overload. </w:t>
+            </w:r>
+            <w:r>
+              <w:rPr>
+                <w:b/>
+                <w:i w:val="0"/>
+                <w:sz w:val="18"/>
+              </w:rPr>
+              <w:t>Blowing = regurgitation</w:t>
+            </w:r>
+            <w:r>
+              <w:rPr>
+                <w:b w:val="0"/>
+                <w:i w:val="0"/>
+                <w:sz w:val="18"/>
+              </w:rPr>
+              <w:t xml:space="preserve"> → abnormal backflow → volume overload. No audio on the test — murmurs come as words.</w:t>
+            </w:r>
+          </w:p>
+        </w:tc>
+      </w:tr>
+      <w:tr>
+        <w:tc>
+          <w:tcPr>
+            <w:tcW w:type="dxa" w:w="5112"/>
+            <w:shd w:val="clear" w:color="auto" w:fill="F1EEEF"/>
+          </w:tcPr>
+          <w:p>
+            <w:pPr>
+              <w:spacing w:after="40"/>
+            </w:pPr>
+            <w:r>
+              <w:rPr>
+                <w:b/>
+                <w:sz w:val="18"/>
+              </w:rPr>
+            </w:r>
+            <w:r>
+              <w:rPr>
+                <w:b/>
+                <w:i w:val="0"/>
+                <w:sz w:val="18"/>
+              </w:rPr>
+              <w:t>★ Timing</w:t>
+            </w:r>
+          </w:p>
+        </w:tc>
+        <w:tc>
+          <w:tcPr>
+            <w:tcW w:type="dxa" w:w="5112"/>
+          </w:tcPr>
+          <w:p>
+            <w:pPr>
+              <w:spacing w:after="40"/>
+            </w:pPr>
+            <w:r>
+              <w:rPr>
+                <w:sz w:val="18"/>
+              </w:rPr>
+            </w:r>
+            <w:r>
+              <w:rPr>
+                <w:b/>
+                <w:i w:val="0"/>
+                <w:sz w:val="18"/>
+              </w:rPr>
+              <w:t>Systolic</w:t>
+            </w:r>
+            <w:r>
+              <w:rPr>
+                <w:b w:val="0"/>
+                <w:i w:val="0"/>
+                <w:sz w:val="18"/>
+              </w:rPr>
+              <w:t xml:space="preserve">: aortic stenosis, mitral regurgitation, pulmonic stenosis, tricuspid regurgitation. </w:t>
+            </w:r>
+            <w:r>
+              <w:rPr>
+                <w:b/>
+                <w:i w:val="0"/>
+                <w:sz w:val="18"/>
+              </w:rPr>
+              <w:t>Diastolic</w:t>
+            </w:r>
+            <w:r>
+              <w:rPr>
+                <w:b w:val="0"/>
+                <w:i w:val="0"/>
+                <w:sz w:val="18"/>
+              </w:rPr>
+              <w:t>: aortic regurgitation, mitral stenosis, pulmonic regurgitation, tricuspid stenosis — “ARMS rest because they are PRetty TiredS”.</w:t>
+            </w:r>
+          </w:p>
+        </w:tc>
+      </w:tr>
+      <w:tr>
+        <w:tc>
+          <w:tcPr>
+            <w:tcW w:type="dxa" w:w="5112"/>
+            <w:shd w:val="clear" w:color="auto" w:fill="F1EEEF"/>
+          </w:tcPr>
+          <w:p>
+            <w:pPr>
+              <w:spacing w:after="40"/>
+            </w:pPr>
+            <w:r>
+              <w:rPr>
+                <w:b/>
+                <w:sz w:val="18"/>
+              </w:rPr>
+            </w:r>
+            <w:r>
+              <w:rPr>
+                <w:b/>
+                <w:i w:val="0"/>
+                <w:sz w:val="18"/>
+              </w:rPr>
+              <w:t>★ Where (A-P-E-T-M)</w:t>
+            </w:r>
+          </w:p>
+        </w:tc>
+        <w:tc>
+          <w:tcPr>
+            <w:tcW w:type="dxa" w:w="5112"/>
+          </w:tcPr>
+          <w:p>
+            <w:pPr>
+              <w:spacing w:after="40"/>
+            </w:pPr>
+            <w:r>
+              <w:rPr>
+                <w:sz w:val="18"/>
+              </w:rPr>
+            </w:r>
+            <w:r>
+              <w:rPr>
+                <w:b/>
+                <w:i w:val="0"/>
+                <w:sz w:val="18"/>
+              </w:rPr>
+              <w:t>Aortic</w:t>
+            </w:r>
+            <w:r>
+              <w:rPr>
+                <w:b w:val="0"/>
+                <w:i w:val="0"/>
+                <w:sz w:val="18"/>
+              </w:rPr>
+              <w:t xml:space="preserve"> 2nd right intercostal space, sternal border · </w:t>
+            </w:r>
+            <w:r>
+              <w:rPr>
+                <w:b/>
+                <w:i w:val="0"/>
+                <w:sz w:val="18"/>
+              </w:rPr>
+              <w:t>Pulmonic</w:t>
+            </w:r>
+            <w:r>
+              <w:rPr>
+                <w:b w:val="0"/>
+                <w:i w:val="0"/>
+                <w:sz w:val="18"/>
+              </w:rPr>
+              <w:t xml:space="preserve"> 2nd left · </w:t>
+            </w:r>
+            <w:r>
+              <w:rPr>
+                <w:b/>
+                <w:i w:val="0"/>
+                <w:sz w:val="18"/>
+              </w:rPr>
+              <w:t>Erb’s point</w:t>
+            </w:r>
+            <w:r>
+              <w:rPr>
+                <w:b w:val="0"/>
+                <w:i w:val="0"/>
+                <w:sz w:val="18"/>
+              </w:rPr>
+              <w:t xml:space="preserve"> 3rd left · </w:t>
+            </w:r>
+            <w:r>
+              <w:rPr>
+                <w:b/>
+                <w:i w:val="0"/>
+                <w:sz w:val="18"/>
+              </w:rPr>
+              <w:t>Tricuspid</w:t>
+            </w:r>
+            <w:r>
+              <w:rPr>
+                <w:b w:val="0"/>
+                <w:i w:val="0"/>
+                <w:sz w:val="18"/>
+              </w:rPr>
+              <w:t xml:space="preserve"> 5th, lower left sternal border · </w:t>
+            </w:r>
+            <w:r>
+              <w:rPr>
+                <w:b/>
+                <w:i w:val="0"/>
+                <w:sz w:val="18"/>
+              </w:rPr>
+              <w:t>Mitral</w:t>
+            </w:r>
+            <w:r>
+              <w:rPr>
+                <w:b w:val="0"/>
+                <w:i w:val="0"/>
+                <w:sz w:val="18"/>
+              </w:rPr>
+              <w:t xml:space="preserve"> apex, 5th space, midclavicular line. Stems give the location, not the valve name.</w:t>
+            </w:r>
+          </w:p>
+        </w:tc>
+      </w:tr>
+      <w:tr>
+        <w:tc>
+          <w:tcPr>
+            <w:tcW w:type="dxa" w:w="5112"/>
+            <w:shd w:val="clear" w:color="auto" w:fill="F1EEEF"/>
+          </w:tcPr>
+          <w:p>
+            <w:pPr>
+              <w:spacing w:after="40"/>
+            </w:pPr>
+            <w:r>
+              <w:rPr>
+                <w:b/>
+                <w:sz w:val="18"/>
+              </w:rPr>
+            </w:r>
+            <w:r>
+              <w:rPr>
+                <w:b/>
+                <w:i w:val="0"/>
+                <w:sz w:val="18"/>
+              </w:rPr>
+              <w:t>Respiration (RILE)</w:t>
+            </w:r>
+          </w:p>
+        </w:tc>
+        <w:tc>
+          <w:tcPr>
+            <w:tcW w:type="dxa" w:w="5112"/>
+          </w:tcPr>
+          <w:p>
+            <w:pPr>
+              <w:spacing w:after="40"/>
+            </w:pPr>
+            <w:r>
+              <w:rPr>
+                <w:sz w:val="18"/>
+              </w:rPr>
+            </w:r>
+            <w:r>
+              <w:rPr>
+                <w:b/>
+                <w:i w:val="0"/>
+                <w:sz w:val="18"/>
+              </w:rPr>
+              <w:t>Right-sided louder on inspiration</w:t>
+            </w:r>
+            <w:r>
+              <w:rPr>
+                <w:b w:val="0"/>
+                <w:i w:val="0"/>
+                <w:sz w:val="18"/>
+              </w:rPr>
+              <w:t xml:space="preserve"> (more venous return) · </w:t>
+            </w:r>
+            <w:r>
+              <w:rPr>
+                <w:b/>
+                <w:i w:val="0"/>
+                <w:sz w:val="18"/>
+              </w:rPr>
+              <w:t>left-sided louder on expiration</w:t>
+            </w:r>
+            <w:r>
+              <w:rPr>
+                <w:b w:val="0"/>
+                <w:i w:val="0"/>
+                <w:sz w:val="18"/>
+              </w:rPr>
+              <w:t>. Carvallo sign = the inspiratory increase; it tells tricuspid from mitral regurgitation.</w:t>
+            </w:r>
+          </w:p>
+        </w:tc>
+      </w:tr>
+      <w:tr>
+        <w:tc>
+          <w:tcPr>
+            <w:tcW w:type="dxa" w:w="5112"/>
+            <w:shd w:val="clear" w:color="auto" w:fill="F1EEEF"/>
+          </w:tcPr>
+          <w:p>
+            <w:pPr>
+              <w:spacing w:after="40"/>
+            </w:pPr>
+            <w:r>
+              <w:rPr>
+                <w:b/>
+                <w:sz w:val="18"/>
+              </w:rPr>
+            </w:r>
+            <w:r>
+              <w:rPr>
+                <w:b/>
+                <w:i w:val="0"/>
+                <w:sz w:val="18"/>
+              </w:rPr>
+              <w:t>Heart sounds</w:t>
+            </w:r>
+          </w:p>
+        </w:tc>
+        <w:tc>
+          <w:tcPr>
+            <w:tcW w:type="dxa" w:w="5112"/>
+          </w:tcPr>
+          <w:p>
+            <w:pPr>
+              <w:spacing w:after="40"/>
+            </w:pPr>
+            <w:r>
+              <w:rPr>
+                <w:sz w:val="18"/>
+              </w:rPr>
+            </w:r>
+            <w:r>
+              <w:rPr>
+                <w:b w:val="0"/>
+                <w:i w:val="0"/>
+                <w:sz w:val="18"/>
+              </w:rPr>
+              <w:t>S1 = mitral + tricuspid closing · S2 = aortic + pulmonic closing · S3 = dilated, volume-loaded ventricle (systolic failure) · S4 = hypertrophied, pressure-loaded ventricle (diastolic failure, e.g. aortic stenosis).</w:t>
+            </w:r>
+          </w:p>
+        </w:tc>
+      </w:tr>
+      <w:tr>
+        <w:tc>
+          <w:tcPr>
+            <w:tcW w:type="dxa" w:w="5112"/>
+            <w:shd w:val="clear" w:color="auto" w:fill="F1EEEF"/>
+          </w:tcPr>
+          <w:p>
+            <w:pPr>
+              <w:spacing w:after="40"/>
+            </w:pPr>
+            <w:r>
+              <w:rPr>
+                <w:b/>
+                <w:sz w:val="18"/>
+              </w:rPr>
+            </w:r>
+            <w:r>
+              <w:rPr>
+                <w:b/>
+                <w:i w:val="0"/>
+                <w:sz w:val="18"/>
+              </w:rPr>
+              <w:t>Equal weight</w:t>
+            </w:r>
+          </w:p>
+        </w:tc>
+        <w:tc>
+          <w:tcPr>
+            <w:tcW w:type="dxa" w:w="5112"/>
+          </w:tcPr>
+          <w:p>
+            <w:pPr>
+              <w:spacing w:after="40"/>
+            </w:pPr>
+            <w:r>
+              <w:rPr>
+                <w:sz w:val="18"/>
+              </w:rPr>
+            </w:r>
+            <w:r>
+              <w:rPr>
+                <w:b w:val="0"/>
+                <w:i w:val="0"/>
+                <w:sz w:val="18"/>
+              </w:rPr>
+              <w:t xml:space="preserve">“Just as likely a tricuspid valve question as an aortic valve question.” Grading is tested only for aortic and mitral stenosis, plus </w:t>
+            </w:r>
+            <w:r>
+              <w:rPr>
+                <w:b/>
+                <w:i w:val="0"/>
+                <w:sz w:val="18"/>
+              </w:rPr>
+              <w:t>severe regurgitation = regurgitant fraction ≥50%</w:t>
+            </w:r>
+            <w:r>
+              <w:rPr>
+                <w:b w:val="0"/>
+                <w:i w:val="0"/>
+                <w:sz w:val="18"/>
+              </w:rPr>
+              <w:t>.</w:t>
+            </w:r>
+          </w:p>
+        </w:tc>
+      </w:tr>
+    </w:tbl>
+    <w:p>
+      <w:pPr>
+        <w:spacing w:after="80"/>
+      </w:pPr>
+    </w:p>
+    <w:p>
+      <w:pPr>
+        <w:pStyle w:val="Heading1"/>
+        <w:spacing w:before="280" w:after="100"/>
+      </w:pPr>
+      <w:r>
+        <w:rPr>
+          <w:rFonts w:ascii="Georgia" w:hAnsi="Georgia"/>
+          <w:color w:val="17494B"/>
+        </w:rPr>
+        <w:t>Valves: Aortic &amp; Mitral</w:t>
+      </w:r>
+    </w:p>
+    <w:tbl>
+      <w:tblPr>
+        <w:tblStyle w:val="TableGrid"/>
+        <w:tblW w:type="auto" w:w="0"/>
+        <w:jc w:val="center"/>
+        <w:tblLook w:firstColumn="1" w:firstRow="1" w:lastColumn="0" w:lastRow="0" w:noHBand="0" w:noVBand="1" w:val="04A0"/>
+        <w:tblBorders>
+          <w:top w:val="single" w:sz="4" w:space="0" w:color="D8D2D4"/>
+          <w:left w:val="single" w:sz="4" w:space="0" w:color="D8D2D4"/>
+          <w:bottom w:val="single" w:sz="4" w:space="0" w:color="D8D2D4"/>
+          <w:right w:val="single" w:sz="4" w:space="0" w:color="D8D2D4"/>
+          <w:insideH w:val="single" w:sz="4" w:space="0" w:color="D8D2D4"/>
+          <w:insideV w:val="single" w:sz="4" w:space="0" w:color="D8D2D4"/>
+        </w:tblBorders>
+      </w:tblPr>
+      <w:tblGrid>
+        <w:gridCol w:w="5112"/>
+        <w:gridCol w:w="5112"/>
+      </w:tblGrid>
+      <w:tr>
+        <w:tc>
+          <w:tcPr>
+            <w:tcW w:type="dxa" w:w="5112"/>
+            <w:shd w:val="clear" w:color="auto" w:fill="17494B"/>
+          </w:tcPr>
+          <w:p>
+            <w:pPr>
+              <w:spacing w:after="40"/>
+            </w:pPr>
+            <w:r>
+              <w:rPr>
+                <w:b/>
+                <w:color w:val="FFFFFF"/>
+                <w:sz w:val="18"/>
+              </w:rPr>
+            </w:r>
+            <w:r>
+              <w:rPr>
+                <w:b/>
+                <w:i w:val="0"/>
+                <w:color w:val="FFFFFF"/>
+                <w:sz w:val="18"/>
+              </w:rPr>
+              <w:t>Term</w:t>
+            </w:r>
+          </w:p>
+        </w:tc>
+        <w:tc>
+          <w:tcPr>
+            <w:tcW w:type="dxa" w:w="5112"/>
+            <w:shd w:val="clear" w:color="auto" w:fill="17494B"/>
+          </w:tcPr>
+          <w:p>
+            <w:pPr>
+              <w:spacing w:after="40"/>
+            </w:pPr>
+            <w:r>
+              <w:rPr>
+                <w:b/>
+                <w:color w:val="FFFFFF"/>
+                <w:sz w:val="18"/>
+              </w:rPr>
+            </w:r>
+            <w:r>
+              <w:rPr>
+                <w:b/>
+                <w:i w:val="0"/>
+                <w:color w:val="FFFFFF"/>
+                <w:sz w:val="18"/>
+              </w:rPr>
+              <w:t>What you need to know</w:t>
+            </w:r>
+          </w:p>
+        </w:tc>
+      </w:tr>
+      <w:tr>
+        <w:tc>
+          <w:tcPr>
+            <w:tcW w:type="dxa" w:w="5112"/>
+            <w:shd w:val="clear" w:color="auto" w:fill="F1EEEF"/>
+          </w:tcPr>
+          <w:p>
+            <w:pPr>
+              <w:spacing w:after="40"/>
+            </w:pPr>
+            <w:r>
+              <w:rPr>
+                <w:b/>
+                <w:sz w:val="18"/>
+              </w:rPr>
+            </w:r>
+            <w:r>
+              <w:rPr>
+                <w:b/>
+                <w:i w:val="0"/>
+                <w:sz w:val="18"/>
+              </w:rPr>
+              <w:t>★ Aortic stenosis</w:t>
+            </w:r>
+          </w:p>
+        </w:tc>
+        <w:tc>
+          <w:tcPr>
+            <w:tcW w:type="dxa" w:w="5112"/>
+          </w:tcPr>
+          <w:p>
+            <w:pPr>
+              <w:spacing w:after="40"/>
+            </w:pPr>
+            <w:r>
+              <w:rPr>
+                <w:sz w:val="18"/>
+              </w:rPr>
+            </w:r>
+            <w:r>
+              <w:rPr>
+                <w:b w:val="0"/>
+                <w:i w:val="0"/>
+                <w:sz w:val="18"/>
+              </w:rPr>
+              <w:t xml:space="preserve">Most common valve disease. &gt;70 degenerative, &lt;70 </w:t>
+            </w:r>
+            <w:r>
+              <w:rPr>
+                <w:b/>
+                <w:i w:val="0"/>
+                <w:sz w:val="18"/>
+              </w:rPr>
+              <w:t>bicuspid</w:t>
+            </w:r>
+            <w:r>
+              <w:rPr>
+                <w:b w:val="0"/>
+                <w:i w:val="0"/>
+                <w:sz w:val="18"/>
+              </w:rPr>
+              <w:t xml:space="preserve">. </w:t>
+            </w:r>
+            <w:r>
+              <w:rPr>
+                <w:b/>
+                <w:i w:val="0"/>
+                <w:sz w:val="18"/>
+              </w:rPr>
+              <w:t>Harsh systolic crescendo-decrescendo, 2nd right space, to the carotids</w:t>
+            </w:r>
+            <w:r>
+              <w:rPr>
+                <w:b w:val="0"/>
+                <w:i w:val="0"/>
+                <w:sz w:val="18"/>
+              </w:rPr>
+              <w:t xml:space="preserve">; softer with Valsalva, standing, handgrip; louder squatting, sitting forward. Forceful apex + </w:t>
+            </w:r>
+            <w:r>
+              <w:rPr>
+                <w:b/>
+                <w:i w:val="0"/>
+                <w:sz w:val="18"/>
+              </w:rPr>
+              <w:t>delayed, weak carotid = severe</w:t>
+            </w:r>
+            <w:r>
+              <w:rPr>
+                <w:b w:val="0"/>
+                <w:i w:val="0"/>
+                <w:sz w:val="18"/>
+              </w:rPr>
+              <w:t>.</w:t>
+            </w:r>
+          </w:p>
+        </w:tc>
+      </w:tr>
+      <w:tr>
+        <w:tc>
+          <w:tcPr>
+            <w:tcW w:type="dxa" w:w="5112"/>
+            <w:shd w:val="clear" w:color="auto" w:fill="F1EEEF"/>
+          </w:tcPr>
+          <w:p>
+            <w:pPr>
+              <w:spacing w:after="40"/>
+            </w:pPr>
+            <w:r>
+              <w:rPr>
+                <w:b/>
+                <w:sz w:val="18"/>
+              </w:rPr>
+            </w:r>
+            <w:r>
+              <w:rPr>
+                <w:b/>
+                <w:i w:val="0"/>
+                <w:sz w:val="18"/>
+              </w:rPr>
+              <w:t>★ Aortic stenosis numbers</w:t>
+            </w:r>
+          </w:p>
+        </w:tc>
+        <w:tc>
+          <w:tcPr>
+            <w:tcW w:type="dxa" w:w="5112"/>
+          </w:tcPr>
+          <w:p>
+            <w:pPr>
+              <w:spacing w:after="40"/>
+            </w:pPr>
+            <w:r>
+              <w:rPr>
+                <w:sz w:val="18"/>
+              </w:rPr>
+            </w:r>
+            <w:r>
+              <w:rPr>
+                <w:b w:val="0"/>
+                <w:i w:val="0"/>
+                <w:sz w:val="18"/>
+              </w:rPr>
+              <w:t xml:space="preserve">Severe = </w:t>
+            </w:r>
+            <w:r>
+              <w:rPr>
+                <w:b/>
+                <w:i w:val="0"/>
+                <w:sz w:val="18"/>
+              </w:rPr>
+              <w:t>area &lt;1.0 cm², mean gradient &gt;40 mmHg, jet &gt;4.0 m/s</w:t>
+            </w:r>
+            <w:r>
+              <w:rPr>
+                <w:b w:val="0"/>
+                <w:i w:val="0"/>
+                <w:sz w:val="18"/>
+              </w:rPr>
+              <w:t xml:space="preserve"> (“4, 40 and 1”). Survival: angina 5 y · syncope 3 y · </w:t>
+            </w:r>
+            <w:r>
+              <w:rPr>
+                <w:b/>
+                <w:i w:val="0"/>
+                <w:sz w:val="18"/>
+              </w:rPr>
+              <w:t>heart failure 2 y (most common, worst)</w:t>
+            </w:r>
+            <w:r>
+              <w:rPr>
+                <w:b w:val="0"/>
+                <w:i w:val="0"/>
+                <w:sz w:val="18"/>
+              </w:rPr>
+              <w:t xml:space="preserve">. Symptomatic: </w:t>
+            </w:r>
+            <w:r>
+              <w:rPr>
+                <w:b/>
+                <w:i w:val="0"/>
+                <w:sz w:val="18"/>
+              </w:rPr>
+              <w:t>75% dead at 3 years</w:t>
+            </w:r>
+            <w:r>
+              <w:rPr>
+                <w:b w:val="0"/>
+                <w:i w:val="0"/>
+                <w:sz w:val="18"/>
+              </w:rPr>
+              <w:t>.</w:t>
+            </w:r>
+          </w:p>
+        </w:tc>
+      </w:tr>
+      <w:tr>
+        <w:tc>
+          <w:tcPr>
+            <w:tcW w:type="dxa" w:w="5112"/>
+            <w:shd w:val="clear" w:color="auto" w:fill="F1EEEF"/>
+          </w:tcPr>
+          <w:p>
+            <w:pPr>
+              <w:spacing w:after="40"/>
+            </w:pPr>
+            <w:r>
+              <w:rPr>
+                <w:b/>
+                <w:sz w:val="18"/>
+              </w:rPr>
+            </w:r>
+            <w:r>
+              <w:rPr>
+                <w:b/>
+                <w:i w:val="0"/>
+                <w:sz w:val="18"/>
+              </w:rPr>
+              <w:t>★ Aortic stenosis care</w:t>
+            </w:r>
+          </w:p>
+        </w:tc>
+        <w:tc>
+          <w:tcPr>
+            <w:tcW w:type="dxa" w:w="5112"/>
+          </w:tcPr>
+          <w:p>
+            <w:pPr>
+              <w:spacing w:after="40"/>
+            </w:pPr>
+            <w:r>
+              <w:rPr>
+                <w:sz w:val="18"/>
+              </w:rPr>
+            </w:r>
+            <w:r>
+              <w:rPr>
+                <w:b/>
+                <w:i w:val="0"/>
+                <w:sz w:val="18"/>
+              </w:rPr>
+              <w:t>Preload dependent</w:t>
+            </w:r>
+            <w:r>
+              <w:rPr>
+                <w:b w:val="0"/>
+                <w:i w:val="0"/>
+                <w:sz w:val="18"/>
+              </w:rPr>
+              <w:t xml:space="preserve">: avoid strenuous activity / competitive sports, dehydration; hypertension → avoid beta blockers and calcium channel blockers; angina → </w:t>
+            </w:r>
+            <w:r>
+              <w:rPr>
+                <w:b/>
+                <w:i w:val="0"/>
+                <w:sz w:val="18"/>
+              </w:rPr>
+              <w:t>avoid nitrates</w:t>
+            </w:r>
+            <w:r>
+              <w:rPr>
+                <w:b w:val="0"/>
+                <w:i w:val="0"/>
+                <w:sz w:val="18"/>
+              </w:rPr>
+              <w:t xml:space="preserve">. Surgery: severe + symptomatic systolic dysfunction, or bicuspid → transcatheter replacement; children / young adults → balloon valvuloplasty. </w:t>
+            </w:r>
+            <w:r>
+              <w:rPr>
+                <w:b/>
+                <w:i w:val="0"/>
+                <w:sz w:val="18"/>
+              </w:rPr>
+              <w:t>All on echo → cardiology.</w:t>
+            </w:r>
+          </w:p>
+        </w:tc>
+      </w:tr>
+      <w:tr>
+        <w:tc>
+          <w:tcPr>
+            <w:tcW w:type="dxa" w:w="5112"/>
+            <w:shd w:val="clear" w:color="auto" w:fill="F1EEEF"/>
+          </w:tcPr>
+          <w:p>
+            <w:pPr>
+              <w:spacing w:after="40"/>
+            </w:pPr>
+            <w:r>
+              <w:rPr>
+                <w:b/>
+                <w:sz w:val="18"/>
+              </w:rPr>
+            </w:r>
+            <w:r>
+              <w:rPr>
+                <w:b/>
+                <w:i w:val="0"/>
+                <w:sz w:val="18"/>
+              </w:rPr>
+              <w:t>★ Aortic regurgitation</w:t>
+            </w:r>
+          </w:p>
+        </w:tc>
+        <w:tc>
+          <w:tcPr>
+            <w:tcW w:type="dxa" w:w="5112"/>
+          </w:tcPr>
+          <w:p>
+            <w:pPr>
+              <w:spacing w:after="40"/>
+            </w:pPr>
+            <w:r>
+              <w:rPr>
+                <w:sz w:val="18"/>
+              </w:rPr>
+            </w:r>
+            <w:r>
+              <w:rPr>
+                <w:b/>
+                <w:i w:val="0"/>
+                <w:sz w:val="18"/>
+              </w:rPr>
+              <w:t>High-pitched blowing DIASTOLIC</w:t>
+            </w:r>
+            <w:r>
+              <w:rPr>
+                <w:b w:val="0"/>
+                <w:i w:val="0"/>
+                <w:sz w:val="18"/>
+              </w:rPr>
+              <w:t xml:space="preserve">, 3rd space / left upper sternal border, to the apex (the slide’s “holosystolic” is struck). </w:t>
+            </w:r>
+            <w:r>
+              <w:rPr>
+                <w:b/>
+                <w:i w:val="0"/>
+                <w:sz w:val="18"/>
+              </w:rPr>
+              <w:t>Corrigan pulse</w:t>
+            </w:r>
+            <w:r>
+              <w:rPr>
+                <w:b w:val="0"/>
+                <w:i w:val="0"/>
+                <w:sz w:val="18"/>
+              </w:rPr>
+              <w:t xml:space="preserve"> (water hammer: rapid upstroke, rapid collapse), de Musset (head bobbing), wide pulse pressure. Root causes: Marfan, dissection, aortitis, hypertension.</w:t>
+            </w:r>
+          </w:p>
+        </w:tc>
+      </w:tr>
+      <w:tr>
+        <w:tc>
+          <w:tcPr>
+            <w:tcW w:type="dxa" w:w="5112"/>
+            <w:shd w:val="clear" w:color="auto" w:fill="F1EEEF"/>
+          </w:tcPr>
+          <w:p>
+            <w:pPr>
+              <w:spacing w:after="40"/>
+            </w:pPr>
+            <w:r>
+              <w:rPr>
+                <w:b/>
+                <w:sz w:val="18"/>
+              </w:rPr>
+            </w:r>
+            <w:r>
+              <w:rPr>
+                <w:b/>
+                <w:i w:val="0"/>
+                <w:sz w:val="18"/>
+              </w:rPr>
+              <w:t>Aortic regurgitation care</w:t>
+            </w:r>
+          </w:p>
+        </w:tc>
+        <w:tc>
+          <w:tcPr>
+            <w:tcW w:type="dxa" w:w="5112"/>
+          </w:tcPr>
+          <w:p>
+            <w:pPr>
+              <w:spacing w:after="40"/>
+            </w:pPr>
+            <w:r>
+              <w:rPr>
+                <w:sz w:val="18"/>
+              </w:rPr>
+            </w:r>
+            <w:r>
+              <w:rPr>
+                <w:b w:val="0"/>
+                <w:i w:val="0"/>
+                <w:sz w:val="18"/>
+              </w:rPr>
+              <w:t xml:space="preserve">Echo finds the </w:t>
+            </w:r>
+            <w:r>
+              <w:rPr>
+                <w:b/>
+                <w:i w:val="0"/>
+                <w:sz w:val="18"/>
+              </w:rPr>
+              <w:t>cause</w:t>
+            </w:r>
+            <w:r>
+              <w:rPr>
+                <w:b w:val="0"/>
+                <w:i w:val="0"/>
+                <w:sz w:val="18"/>
+              </w:rPr>
+              <w:t xml:space="preserve"> (root dilation, dissection). Chronic, preserved fraction → </w:t>
+            </w:r>
+            <w:r>
+              <w:rPr>
+                <w:b/>
+                <w:i w:val="0"/>
+                <w:sz w:val="18"/>
+              </w:rPr>
+              <w:t>afterload reduction</w:t>
+            </w:r>
+            <w:r>
+              <w:rPr>
+                <w:b w:val="0"/>
+                <w:i w:val="0"/>
+                <w:sz w:val="18"/>
+              </w:rPr>
+              <w:t xml:space="preserve">. </w:t>
+            </w:r>
+            <w:r>
+              <w:rPr>
+                <w:b/>
+                <w:i w:val="0"/>
+                <w:sz w:val="18"/>
+              </w:rPr>
+              <w:t>Acute severe → emergency replacement (&lt;24 h)</w:t>
+            </w:r>
+            <w:r>
+              <w:rPr>
+                <w:b w:val="0"/>
+                <w:i w:val="0"/>
+                <w:sz w:val="18"/>
+              </w:rPr>
+              <w:t>; if delayed, IV diuretics + nitroprusside. Falling fraction → surgery; untreated survival 2–3 y. Audible murmur → cardiology.</w:t>
+            </w:r>
+          </w:p>
+        </w:tc>
+      </w:tr>
+      <w:tr>
+        <w:tc>
+          <w:tcPr>
+            <w:tcW w:type="dxa" w:w="5112"/>
+            <w:shd w:val="clear" w:color="auto" w:fill="F1EEEF"/>
+          </w:tcPr>
+          <w:p>
+            <w:pPr>
+              <w:spacing w:after="40"/>
+            </w:pPr>
+            <w:r>
+              <w:rPr>
+                <w:b/>
+                <w:sz w:val="18"/>
+              </w:rPr>
+            </w:r>
+            <w:r>
+              <w:rPr>
+                <w:b/>
+                <w:i w:val="0"/>
+                <w:sz w:val="18"/>
+              </w:rPr>
+              <w:t>★ Mitral stenosis</w:t>
+            </w:r>
+          </w:p>
+        </w:tc>
+        <w:tc>
+          <w:tcPr>
+            <w:tcW w:type="dxa" w:w="5112"/>
+          </w:tcPr>
+          <w:p>
+            <w:pPr>
+              <w:spacing w:after="40"/>
+            </w:pPr>
+            <w:r>
+              <w:rPr>
+                <w:sz w:val="18"/>
+              </w:rPr>
+            </w:r>
+            <w:r>
+              <w:rPr>
+                <w:b/>
+                <w:i w:val="0"/>
+                <w:sz w:val="18"/>
+              </w:rPr>
+              <w:t>Rheumatic</w:t>
+            </w:r>
+            <w:r>
+              <w:rPr>
+                <w:b w:val="0"/>
+                <w:i w:val="0"/>
+                <w:sz w:val="18"/>
+              </w:rPr>
+              <w:t xml:space="preserve"> (most common; 80% women; ~20 y after the fever). </w:t>
+            </w:r>
+            <w:r>
+              <w:rPr>
+                <w:b/>
+                <w:i w:val="0"/>
+                <w:sz w:val="18"/>
+              </w:rPr>
+              <w:t>Left atrium enlarges → atrial fibrillation → thromboembolism.</w:t>
+            </w:r>
+            <w:r>
+              <w:rPr>
+                <w:b w:val="0"/>
+                <w:i w:val="0"/>
+                <w:sz w:val="18"/>
+              </w:rPr>
+              <w:t xml:space="preserve"> Hemoptysis, hoarseness (Ortner), dysphagia. </w:t>
+            </w:r>
+            <w:r>
+              <w:rPr>
+                <w:b/>
+                <w:i w:val="0"/>
+                <w:sz w:val="18"/>
+              </w:rPr>
+              <w:t>Low diastolic rumble at the apex after an opening snap</w:t>
+            </w:r>
+            <w:r>
+              <w:rPr>
+                <w:b w:val="0"/>
+                <w:i w:val="0"/>
+                <w:sz w:val="18"/>
+              </w:rPr>
+              <w:t xml:space="preserve">, bell, left side. Severe = </w:t>
+            </w:r>
+            <w:r>
+              <w:rPr>
+                <w:b/>
+                <w:i w:val="0"/>
+                <w:sz w:val="18"/>
+              </w:rPr>
+              <w:t>&lt;1.0 cm², gradient &gt;10, velocity &gt;3.0</w:t>
+            </w:r>
+            <w:r>
+              <w:rPr>
+                <w:b w:val="0"/>
+                <w:i w:val="0"/>
+                <w:sz w:val="18"/>
+              </w:rPr>
+              <w:t>. Loop diuretic → balloon valvotomy.</w:t>
+            </w:r>
+          </w:p>
+        </w:tc>
+      </w:tr>
+      <w:tr>
+        <w:tc>
+          <w:tcPr>
+            <w:tcW w:type="dxa" w:w="5112"/>
+            <w:shd w:val="clear" w:color="auto" w:fill="F1EEEF"/>
+          </w:tcPr>
+          <w:p>
+            <w:pPr>
+              <w:spacing w:after="40"/>
+            </w:pPr>
+            <w:r>
+              <w:rPr>
+                <w:b/>
+                <w:sz w:val="18"/>
+              </w:rPr>
+            </w:r>
+            <w:r>
+              <w:rPr>
+                <w:b/>
+                <w:i w:val="0"/>
+                <w:sz w:val="18"/>
+              </w:rPr>
+              <w:t>Mitral regurgitation</w:t>
+            </w:r>
+          </w:p>
+        </w:tc>
+        <w:tc>
+          <w:tcPr>
+            <w:tcW w:type="dxa" w:w="5112"/>
+          </w:tcPr>
+          <w:p>
+            <w:pPr>
+              <w:spacing w:after="40"/>
+            </w:pPr>
+            <w:r>
+              <w:rPr>
+                <w:sz w:val="18"/>
+              </w:rPr>
+            </w:r>
+            <w:r>
+              <w:rPr>
+                <w:b w:val="0"/>
+                <w:i w:val="0"/>
+                <w:sz w:val="18"/>
+              </w:rPr>
+              <w:t xml:space="preserve">Backflow into the left atrium in systole. Acute: papillary muscle / chordae rupture, endocarditis. </w:t>
+            </w:r>
+            <w:r>
+              <w:rPr>
+                <w:b/>
+                <w:i w:val="0"/>
+                <w:sz w:val="18"/>
+              </w:rPr>
+              <w:t>Holosystolic blowing at the apex → axilla</w:t>
+            </w:r>
+            <w:r>
+              <w:rPr>
+                <w:b w:val="0"/>
+                <w:i w:val="0"/>
+                <w:sz w:val="18"/>
+              </w:rPr>
+              <w:t xml:space="preserve">; louder squatting, handgrip; softer standing, Valsalva. Severe = </w:t>
+            </w:r>
+            <w:r>
+              <w:rPr>
+                <w:b/>
+                <w:i w:val="0"/>
+                <w:sz w:val="18"/>
+              </w:rPr>
+              <w:t>regurgitant fraction ≥50%</w:t>
+            </w:r>
+            <w:r>
+              <w:rPr>
+                <w:b w:val="0"/>
+                <w:i w:val="0"/>
+                <w:sz w:val="18"/>
+              </w:rPr>
+              <w:t>. Surgery: ejection fraction &lt;60% or end-systolic dimension &gt;40 mm → clip, transcatheter or surgical replacement.</w:t>
+            </w:r>
+          </w:p>
+        </w:tc>
+      </w:tr>
+      <w:tr>
+        <w:tc>
+          <w:tcPr>
+            <w:tcW w:type="dxa" w:w="5112"/>
+            <w:shd w:val="clear" w:color="auto" w:fill="F1EEEF"/>
+          </w:tcPr>
+          <w:p>
+            <w:pPr>
+              <w:spacing w:after="40"/>
+            </w:pPr>
+            <w:r>
+              <w:rPr>
+                <w:b/>
+                <w:sz w:val="18"/>
+              </w:rPr>
+            </w:r>
+            <w:r>
+              <w:rPr>
+                <w:b/>
+                <w:i w:val="0"/>
+                <w:sz w:val="18"/>
+              </w:rPr>
+              <w:t>Mitral valve prolapse</w:t>
+            </w:r>
+          </w:p>
+        </w:tc>
+        <w:tc>
+          <w:tcPr>
+            <w:tcW w:type="dxa" w:w="5112"/>
+          </w:tcPr>
+          <w:p>
+            <w:pPr>
+              <w:spacing w:after="40"/>
+            </w:pPr>
+            <w:r>
+              <w:rPr>
+                <w:sz w:val="18"/>
+              </w:rPr>
+            </w:r>
+            <w:r>
+              <w:rPr>
+                <w:b w:val="0"/>
+                <w:i w:val="0"/>
+                <w:sz w:val="18"/>
+              </w:rPr>
+              <w:t xml:space="preserve">Myxomatous; </w:t>
+            </w:r>
+            <w:r>
+              <w:rPr>
+                <w:b/>
+                <w:i w:val="0"/>
+                <w:sz w:val="18"/>
+              </w:rPr>
+              <w:t>healthy women 15–30</w:t>
+            </w:r>
+            <w:r>
+              <w:rPr>
+                <w:b w:val="0"/>
+                <w:i w:val="0"/>
+                <w:sz w:val="18"/>
+              </w:rPr>
+              <w:t xml:space="preserve">; </w:t>
+            </w:r>
+            <w:r>
+              <w:rPr>
+                <w:b/>
+                <w:i w:val="0"/>
+                <w:sz w:val="18"/>
+              </w:rPr>
+              <w:t>mid-systolic click at the apex</w:t>
+            </w:r>
+            <w:r>
+              <w:rPr>
+                <w:b w:val="0"/>
+                <w:i w:val="0"/>
+                <w:sz w:val="18"/>
+              </w:rPr>
+              <w:t>; echo: redundant leaflets &gt;5 mm. Usually benign, no treatment; may progress to mitral regurgitation.</w:t>
+            </w:r>
+          </w:p>
+        </w:tc>
+      </w:tr>
+    </w:tbl>
+    <w:p>
+      <w:pPr>
+        <w:spacing w:after="80"/>
+      </w:pPr>
+    </w:p>
+    <w:p>
+      <w:pPr>
+        <w:pStyle w:val="Heading1"/>
+        <w:spacing w:before="280" w:after="100"/>
+      </w:pPr>
+      <w:r>
+        <w:rPr>
+          <w:rFonts w:ascii="Georgia" w:hAnsi="Georgia"/>
+          <w:color w:val="17494B"/>
+        </w:rPr>
+        <w:t>Valves: Right Side &amp; Prosthetic Valves</w:t>
+      </w:r>
+    </w:p>
+    <w:tbl>
+      <w:tblPr>
+        <w:tblStyle w:val="TableGrid"/>
+        <w:tblW w:type="auto" w:w="0"/>
+        <w:jc w:val="center"/>
+        <w:tblLook w:firstColumn="1" w:firstRow="1" w:lastColumn="0" w:lastRow="0" w:noHBand="0" w:noVBand="1" w:val="04A0"/>
+        <w:tblBorders>
+          <w:top w:val="single" w:sz="4" w:space="0" w:color="D8D2D4"/>
+          <w:left w:val="single" w:sz="4" w:space="0" w:color="D8D2D4"/>
+          <w:bottom w:val="single" w:sz="4" w:space="0" w:color="D8D2D4"/>
+          <w:right w:val="single" w:sz="4" w:space="0" w:color="D8D2D4"/>
+          <w:insideH w:val="single" w:sz="4" w:space="0" w:color="D8D2D4"/>
+          <w:insideV w:val="single" w:sz="4" w:space="0" w:color="D8D2D4"/>
+        </w:tblBorders>
+      </w:tblPr>
+      <w:tblGrid>
+        <w:gridCol w:w="5112"/>
+        <w:gridCol w:w="5112"/>
+      </w:tblGrid>
+      <w:tr>
+        <w:tc>
+          <w:tcPr>
+            <w:tcW w:type="dxa" w:w="5112"/>
+            <w:shd w:val="clear" w:color="auto" w:fill="17494B"/>
+          </w:tcPr>
+          <w:p>
+            <w:pPr>
+              <w:spacing w:after="40"/>
+            </w:pPr>
+            <w:r>
+              <w:rPr>
+                <w:b/>
+                <w:color w:val="FFFFFF"/>
+                <w:sz w:val="18"/>
+              </w:rPr>
+            </w:r>
+            <w:r>
+              <w:rPr>
+                <w:b/>
+                <w:i w:val="0"/>
+                <w:color w:val="FFFFFF"/>
+                <w:sz w:val="18"/>
+              </w:rPr>
+              <w:t>Term</w:t>
+            </w:r>
+          </w:p>
+        </w:tc>
+        <w:tc>
+          <w:tcPr>
+            <w:tcW w:type="dxa" w:w="5112"/>
+            <w:shd w:val="clear" w:color="auto" w:fill="17494B"/>
+          </w:tcPr>
+          <w:p>
+            <w:pPr>
+              <w:spacing w:after="40"/>
+            </w:pPr>
+            <w:r>
+              <w:rPr>
+                <w:b/>
+                <w:color w:val="FFFFFF"/>
+                <w:sz w:val="18"/>
+              </w:rPr>
+            </w:r>
+            <w:r>
+              <w:rPr>
+                <w:b/>
+                <w:i w:val="0"/>
+                <w:color w:val="FFFFFF"/>
+                <w:sz w:val="18"/>
+              </w:rPr>
+              <w:t>What you need to know</w:t>
+            </w:r>
+          </w:p>
+        </w:tc>
+      </w:tr>
+      <w:tr>
+        <w:tc>
+          <w:tcPr>
+            <w:tcW w:type="dxa" w:w="5112"/>
+            <w:shd w:val="clear" w:color="auto" w:fill="F1EEEF"/>
+          </w:tcPr>
+          <w:p>
+            <w:pPr>
+              <w:spacing w:after="40"/>
+            </w:pPr>
+            <w:r>
+              <w:rPr>
+                <w:b/>
+                <w:sz w:val="18"/>
+              </w:rPr>
+            </w:r>
+            <w:r>
+              <w:rPr>
+                <w:b/>
+                <w:i w:val="0"/>
+                <w:sz w:val="18"/>
+              </w:rPr>
+              <w:t>Pulmonic stenosis</w:t>
+            </w:r>
+          </w:p>
+        </w:tc>
+        <w:tc>
+          <w:tcPr>
+            <w:tcW w:type="dxa" w:w="5112"/>
+          </w:tcPr>
+          <w:p>
+            <w:pPr>
+              <w:spacing w:after="40"/>
+            </w:pPr>
+            <w:r>
+              <w:rPr>
+                <w:sz w:val="18"/>
+              </w:rPr>
+            </w:r>
+            <w:r>
+              <w:rPr>
+                <w:b w:val="0"/>
+                <w:i w:val="0"/>
+                <w:sz w:val="18"/>
+              </w:rPr>
+              <w:t xml:space="preserve">Almost always congenital (tetralogy of Fallot; carcinoid). </w:t>
+            </w:r>
+            <w:r>
+              <w:rPr>
+                <w:b/>
+                <w:i w:val="0"/>
+                <w:sz w:val="18"/>
+              </w:rPr>
+              <w:t>Harsh mid-systolic ejection, left upper sternal border, louder on inspiration</w:t>
+            </w:r>
+            <w:r>
+              <w:rPr>
+                <w:b w:val="0"/>
+                <w:i w:val="0"/>
+                <w:sz w:val="18"/>
+              </w:rPr>
+              <w:t xml:space="preserve">, split S2. Electrocardiogram: right axis deviation, right ventricular hypertrophy. Mild–moderate: none, 94% 20-y survival. Severe: diuretics + </w:t>
+            </w:r>
+            <w:r>
+              <w:rPr>
+                <w:b/>
+                <w:i w:val="0"/>
+                <w:sz w:val="18"/>
+              </w:rPr>
+              <w:t>balloon valvuloplasty</w:t>
+            </w:r>
+            <w:r>
+              <w:rPr>
+                <w:b w:val="0"/>
+                <w:i w:val="0"/>
+                <w:sz w:val="18"/>
+              </w:rPr>
+              <w:t>. On echo → cardiology.</w:t>
+            </w:r>
+          </w:p>
+        </w:tc>
+      </w:tr>
+      <w:tr>
+        <w:tc>
+          <w:tcPr>
+            <w:tcW w:type="dxa" w:w="5112"/>
+            <w:shd w:val="clear" w:color="auto" w:fill="F1EEEF"/>
+          </w:tcPr>
+          <w:p>
+            <w:pPr>
+              <w:spacing w:after="40"/>
+            </w:pPr>
+            <w:r>
+              <w:rPr>
+                <w:b/>
+                <w:sz w:val="18"/>
+              </w:rPr>
+            </w:r>
+            <w:r>
+              <w:rPr>
+                <w:b/>
+                <w:i w:val="0"/>
+                <w:sz w:val="18"/>
+              </w:rPr>
+              <w:t>★ Pulmonic regurgitation</w:t>
+            </w:r>
+          </w:p>
+        </w:tc>
+        <w:tc>
+          <w:tcPr>
+            <w:tcW w:type="dxa" w:w="5112"/>
+          </w:tcPr>
+          <w:p>
+            <w:pPr>
+              <w:spacing w:after="40"/>
+            </w:pPr>
+            <w:r>
+              <w:rPr>
+                <w:sz w:val="18"/>
+              </w:rPr>
+            </w:r>
+            <w:r>
+              <w:rPr>
+                <w:b/>
+                <w:i w:val="0"/>
+                <w:sz w:val="18"/>
+              </w:rPr>
+              <w:t>Iatrogenic = most common</w:t>
+            </w:r>
+            <w:r>
+              <w:rPr>
+                <w:b w:val="0"/>
+                <w:i w:val="0"/>
+                <w:sz w:val="18"/>
+              </w:rPr>
+              <w:t xml:space="preserve"> (after valvotomy / valvuloplasty for outflow obstruction); pulmonary hypertension = the high-pressure cause. </w:t>
+            </w:r>
+            <w:r>
+              <w:rPr>
+                <w:b/>
+                <w:i w:val="0"/>
+                <w:sz w:val="18"/>
+              </w:rPr>
+              <w:t>Graham Steell</w:t>
+            </w:r>
+            <w:r>
+              <w:rPr>
+                <w:b w:val="0"/>
+                <w:i w:val="0"/>
+                <w:sz w:val="18"/>
+              </w:rPr>
+              <w:t>: brief early diastolic decrescendo, 2nd left space. Usually incidental. Treat the cause; refer on echo or right heart failure.</w:t>
+            </w:r>
+          </w:p>
+        </w:tc>
+      </w:tr>
+      <w:tr>
+        <w:tc>
+          <w:tcPr>
+            <w:tcW w:type="dxa" w:w="5112"/>
+            <w:shd w:val="clear" w:color="auto" w:fill="F1EEEF"/>
+          </w:tcPr>
+          <w:p>
+            <w:pPr>
+              <w:spacing w:after="40"/>
+            </w:pPr>
+            <w:r>
+              <w:rPr>
+                <w:b/>
+                <w:sz w:val="18"/>
+              </w:rPr>
+            </w:r>
+            <w:r>
+              <w:rPr>
+                <w:b/>
+                <w:i w:val="0"/>
+                <w:sz w:val="18"/>
+              </w:rPr>
+              <w:t>Tricuspid stenosis</w:t>
+            </w:r>
+          </w:p>
+        </w:tc>
+        <w:tc>
+          <w:tcPr>
+            <w:tcW w:type="dxa" w:w="5112"/>
+          </w:tcPr>
+          <w:p>
+            <w:pPr>
+              <w:spacing w:after="40"/>
+            </w:pPr>
+            <w:r>
+              <w:rPr>
+                <w:sz w:val="18"/>
+              </w:rPr>
+            </w:r>
+            <w:r>
+              <w:rPr>
+                <w:b w:val="0"/>
+                <w:i w:val="0"/>
+                <w:sz w:val="18"/>
+              </w:rPr>
+              <w:t xml:space="preserve">Rheumatic worldwide, congenital in the US; women. Right atrium → right ventricle blocked. </w:t>
+            </w:r>
+            <w:r>
+              <w:rPr>
+                <w:b/>
+                <w:i w:val="0"/>
+                <w:sz w:val="18"/>
+              </w:rPr>
+              <w:t>Mid-diastolic rumble near the xiphoid, louder on inspiration</w:t>
+            </w:r>
+            <w:r>
+              <w:rPr>
+                <w:b w:val="0"/>
+                <w:i w:val="0"/>
+                <w:sz w:val="18"/>
+              </w:rPr>
+              <w:t xml:space="preserve">; right upper quadrant pain, cold skin. Electrocardiogram: right atrial enlargement out of proportion. Low salt, diuretics, aldosterone antagonist; </w:t>
+            </w:r>
+            <w:r>
+              <w:rPr>
+                <w:b/>
+                <w:i w:val="0"/>
+                <w:sz w:val="18"/>
+              </w:rPr>
+              <w:t>bioprosthetic</w:t>
+            </w:r>
+            <w:r>
+              <w:rPr>
+                <w:b w:val="0"/>
+                <w:i w:val="0"/>
+                <w:sz w:val="18"/>
+              </w:rPr>
+              <w:t xml:space="preserve"> replacement. (Suffusion sign not tested.)</w:t>
+            </w:r>
+          </w:p>
+        </w:tc>
+      </w:tr>
+      <w:tr>
+        <w:tc>
+          <w:tcPr>
+            <w:tcW w:type="dxa" w:w="5112"/>
+            <w:shd w:val="clear" w:color="auto" w:fill="F1EEEF"/>
+          </w:tcPr>
+          <w:p>
+            <w:pPr>
+              <w:spacing w:after="40"/>
+            </w:pPr>
+            <w:r>
+              <w:rPr>
+                <w:b/>
+                <w:sz w:val="18"/>
+              </w:rPr>
+            </w:r>
+            <w:r>
+              <w:rPr>
+                <w:b/>
+                <w:i w:val="0"/>
+                <w:sz w:val="18"/>
+              </w:rPr>
+              <w:t>★ Tricuspid regurgitation</w:t>
+            </w:r>
+          </w:p>
+        </w:tc>
+        <w:tc>
+          <w:tcPr>
+            <w:tcW w:type="dxa" w:w="5112"/>
+          </w:tcPr>
+          <w:p>
+            <w:pPr>
+              <w:spacing w:after="40"/>
+            </w:pPr>
+            <w:r>
+              <w:rPr>
+                <w:sz w:val="18"/>
+              </w:rPr>
+            </w:r>
+            <w:r>
+              <w:rPr>
+                <w:b w:val="0"/>
+                <w:i w:val="0"/>
+                <w:sz w:val="18"/>
+              </w:rPr>
+              <w:t xml:space="preserve">Most common = </w:t>
+            </w:r>
+            <w:r>
+              <w:rPr>
+                <w:b/>
+                <w:i w:val="0"/>
+                <w:sz w:val="18"/>
+              </w:rPr>
+              <w:t>annular dilation from pulmonary hypertension</w:t>
+            </w:r>
+            <w:r>
+              <w:rPr>
+                <w:b w:val="0"/>
+                <w:i w:val="0"/>
+                <w:sz w:val="18"/>
+              </w:rPr>
+              <w:t xml:space="preserve">; primary = </w:t>
+            </w:r>
+            <w:r>
+              <w:rPr>
+                <w:b/>
+                <w:i w:val="0"/>
+                <w:sz w:val="18"/>
+              </w:rPr>
+              <w:t>endocarditis in intravenous drug users</w:t>
+            </w:r>
+            <w:r>
+              <w:rPr>
+                <w:b w:val="0"/>
+                <w:i w:val="0"/>
+                <w:sz w:val="18"/>
+              </w:rPr>
+              <w:t xml:space="preserve">. </w:t>
+            </w:r>
+            <w:r>
+              <w:rPr>
+                <w:b/>
+                <w:i w:val="0"/>
+                <w:sz w:val="18"/>
+              </w:rPr>
+              <w:t>Holosystolic, lower left sternal border, louder on inspiration (Carvallo)</w:t>
+            </w:r>
+            <w:r>
+              <w:rPr>
+                <w:b w:val="0"/>
+                <w:i w:val="0"/>
+                <w:sz w:val="18"/>
+              </w:rPr>
+              <w:t xml:space="preserve"> — that separates it from mitral regurgitation. Raised jugular pressure, venous thrill; severe: edema, ascites. Annuloplasty.</w:t>
+            </w:r>
+          </w:p>
+        </w:tc>
+      </w:tr>
+      <w:tr>
+        <w:tc>
+          <w:tcPr>
+            <w:tcW w:type="dxa" w:w="5112"/>
+            <w:shd w:val="clear" w:color="auto" w:fill="F1EEEF"/>
+          </w:tcPr>
+          <w:p>
+            <w:pPr>
+              <w:spacing w:after="40"/>
+            </w:pPr>
+            <w:r>
+              <w:rPr>
+                <w:b/>
+                <w:sz w:val="18"/>
+              </w:rPr>
+            </w:r>
+            <w:r>
+              <w:rPr>
+                <w:b/>
+                <w:i w:val="0"/>
+                <w:sz w:val="18"/>
+              </w:rPr>
+              <w:t>★ Mechanical valve</w:t>
+            </w:r>
+          </w:p>
+        </w:tc>
+        <w:tc>
+          <w:tcPr>
+            <w:tcW w:type="dxa" w:w="5112"/>
+          </w:tcPr>
+          <w:p>
+            <w:pPr>
+              <w:spacing w:after="40"/>
+            </w:pPr>
+            <w:r>
+              <w:rPr>
+                <w:sz w:val="18"/>
+              </w:rPr>
+            </w:r>
+            <w:r>
+              <w:rPr>
+                <w:b w:val="0"/>
+                <w:i w:val="0"/>
+                <w:sz w:val="18"/>
+              </w:rPr>
+              <w:t xml:space="preserve">Titanium and carbon → </w:t>
+            </w:r>
+            <w:r>
+              <w:rPr>
+                <w:b/>
+                <w:i w:val="0"/>
+                <w:sz w:val="18"/>
+              </w:rPr>
+              <w:t>lifelong vitamin K antagonist (warfarin)</w:t>
+            </w:r>
+            <w:r>
+              <w:rPr>
+                <w:b w:val="0"/>
+                <w:i w:val="0"/>
+                <w:sz w:val="18"/>
+              </w:rPr>
+              <w:t xml:space="preserve"> — over no therapy and over antiplatelets. International normalized ratio: </w:t>
+            </w:r>
+            <w:r>
+              <w:rPr>
+                <w:b/>
+                <w:i w:val="0"/>
+                <w:sz w:val="18"/>
+              </w:rPr>
+              <w:t>aortic 2.5</w:t>
+            </w:r>
+            <w:r>
+              <w:rPr>
+                <w:b w:val="0"/>
+                <w:i w:val="0"/>
+                <w:sz w:val="18"/>
+              </w:rPr>
+              <w:t xml:space="preserve"> (2.0–3.0) · </w:t>
+            </w:r>
+            <w:r>
+              <w:rPr>
+                <w:b/>
+                <w:i w:val="0"/>
+                <w:sz w:val="18"/>
+              </w:rPr>
+              <w:t>mitral 3.0</w:t>
+            </w:r>
+            <w:r>
+              <w:rPr>
+                <w:b w:val="0"/>
+                <w:i w:val="0"/>
+                <w:sz w:val="18"/>
+              </w:rPr>
+              <w:t xml:space="preserve"> (2.5–3.5) · </w:t>
+            </w:r>
+            <w:r>
+              <w:rPr>
+                <w:b/>
+                <w:i w:val="0"/>
+                <w:sz w:val="18"/>
+              </w:rPr>
+              <w:t>both 3.0</w:t>
+            </w:r>
+            <w:r>
+              <w:rPr>
+                <w:b w:val="0"/>
+                <w:i w:val="0"/>
+                <w:sz w:val="18"/>
+              </w:rPr>
+              <w:t xml:space="preserve">. Surgery → </w:t>
+            </w:r>
+            <w:r>
+              <w:rPr>
+                <w:b/>
+                <w:i w:val="0"/>
+                <w:sz w:val="18"/>
+              </w:rPr>
+              <w:t>bridge with heparin</w:t>
+            </w:r>
+            <w:r>
+              <w:rPr>
+                <w:b w:val="0"/>
+                <w:i w:val="0"/>
+                <w:sz w:val="18"/>
+              </w:rPr>
+              <w:t>.</w:t>
+            </w:r>
+          </w:p>
+        </w:tc>
+      </w:tr>
+      <w:tr>
+        <w:tc>
+          <w:tcPr>
+            <w:tcW w:type="dxa" w:w="5112"/>
+            <w:shd w:val="clear" w:color="auto" w:fill="F1EEEF"/>
+          </w:tcPr>
+          <w:p>
+            <w:pPr>
+              <w:spacing w:after="40"/>
+            </w:pPr>
+            <w:r>
+              <w:rPr>
+                <w:b/>
+                <w:sz w:val="18"/>
+              </w:rPr>
+            </w:r>
+            <w:r>
+              <w:rPr>
+                <w:b/>
+                <w:i w:val="0"/>
+                <w:sz w:val="18"/>
+              </w:rPr>
+              <w:t>Biological valve</w:t>
+            </w:r>
+          </w:p>
+        </w:tc>
+        <w:tc>
+          <w:tcPr>
+            <w:tcW w:type="dxa" w:w="5112"/>
+          </w:tcPr>
+          <w:p>
+            <w:pPr>
+              <w:spacing w:after="40"/>
+            </w:pPr>
+            <w:r>
+              <w:rPr>
+                <w:sz w:val="18"/>
+              </w:rPr>
+            </w:r>
+            <w:r>
+              <w:rPr>
+                <w:b w:val="0"/>
+                <w:i w:val="0"/>
+                <w:sz w:val="18"/>
+              </w:rPr>
+              <w:t>Pig or cow tissue → no anticoagulation beyond the immediate postoperative period; preferred when anticoagulation is contraindicated. (Valve type by age on slide 74 is unsettled — not learned.)</w:t>
             </w:r>
           </w:p>
         </w:tc>

--- a/Clinical Medicine and Surgery I Exam 4/cms-exam-4-cram-sheet.docx
+++ b/Clinical Medicine and Surgery I Exam 4/cms-exam-4-cram-sheet.docx
@@ -62,7 +62,7 @@
           <w:b w:val="0"/>
           <w:i w:val="0"/>
         </w:rPr>
-        <w:t>Hypertension, hypotension, atherosclerosis and lipid disorders, valvular heart disease and heart failure condensed: classification and causes, the orthostatic heart-rate tell, the lipid memory aid and 2018 statin decisions, the murmur words and valve-by-valve essentials, and the 2022 heart failure groups, stages and therapy. Coronary artery disease follows when posted.</w:t>
+        <w:t>The whole Exam 4 block condensed — hypertension, hypotension, atherosclerosis and lipid disorders, valvular heart disease, coronary artery disease and heart failure: classification and causes, the orthostatic heart-rate tell, the lipid memory aid and 2018 statin decisions, the murmur words and valve-by-valve essentials, the troponin numbers and lead-to-artery chart, and the 2022 heart failure groups, stages and therapy.</w:t>
       </w:r>
     </w:p>
     <w:tbl>
@@ -10049,6 +10049,1896 @@
                 <w:sz w:val="18"/>
               </w:rPr>
               <w:t>Pig or cow tissue → no anticoagulation beyond the immediate postoperative period; preferred when anticoagulation is contraindicated. (Valve type by age on slide 74 is unsettled — not learned.)</w:t>
+            </w:r>
+          </w:p>
+        </w:tc>
+      </w:tr>
+    </w:tbl>
+    <w:p>
+      <w:pPr>
+        <w:spacing w:after="80"/>
+      </w:pPr>
+    </w:p>
+    <w:p>
+      <w:pPr>
+        <w:pStyle w:val="Heading1"/>
+        <w:spacing w:before="280" w:after="100"/>
+      </w:pPr>
+      <w:r>
+        <w:rPr>
+          <w:rFonts w:ascii="Georgia" w:hAnsi="Georgia"/>
+          <w:color w:val="17494B"/>
+        </w:rPr>
+        <w:t>CAD: Anatomy, Pain &amp; Workup</w:t>
+      </w:r>
+    </w:p>
+    <w:tbl>
+      <w:tblPr>
+        <w:tblStyle w:val="TableGrid"/>
+        <w:tblW w:type="auto" w:w="0"/>
+        <w:jc w:val="center"/>
+        <w:tblLook w:firstColumn="1" w:firstRow="1" w:lastColumn="0" w:lastRow="0" w:noHBand="0" w:noVBand="1" w:val="04A0"/>
+        <w:tblBorders>
+          <w:top w:val="single" w:sz="4" w:space="0" w:color="D8D2D4"/>
+          <w:left w:val="single" w:sz="4" w:space="0" w:color="D8D2D4"/>
+          <w:bottom w:val="single" w:sz="4" w:space="0" w:color="D8D2D4"/>
+          <w:right w:val="single" w:sz="4" w:space="0" w:color="D8D2D4"/>
+          <w:insideH w:val="single" w:sz="4" w:space="0" w:color="D8D2D4"/>
+          <w:insideV w:val="single" w:sz="4" w:space="0" w:color="D8D2D4"/>
+        </w:tblBorders>
+      </w:tblPr>
+      <w:tblGrid>
+        <w:gridCol w:w="5112"/>
+        <w:gridCol w:w="5112"/>
+      </w:tblGrid>
+      <w:tr>
+        <w:tc>
+          <w:tcPr>
+            <w:tcW w:type="dxa" w:w="5112"/>
+            <w:shd w:val="clear" w:color="auto" w:fill="17494B"/>
+          </w:tcPr>
+          <w:p>
+            <w:pPr>
+              <w:spacing w:after="40"/>
+            </w:pPr>
+            <w:r>
+              <w:rPr>
+                <w:b/>
+                <w:color w:val="FFFFFF"/>
+                <w:sz w:val="18"/>
+              </w:rPr>
+            </w:r>
+            <w:r>
+              <w:rPr>
+                <w:b/>
+                <w:i w:val="0"/>
+                <w:color w:val="FFFFFF"/>
+                <w:sz w:val="18"/>
+              </w:rPr>
+              <w:t>Term</w:t>
+            </w:r>
+          </w:p>
+        </w:tc>
+        <w:tc>
+          <w:tcPr>
+            <w:tcW w:type="dxa" w:w="5112"/>
+            <w:shd w:val="clear" w:color="auto" w:fill="17494B"/>
+          </w:tcPr>
+          <w:p>
+            <w:pPr>
+              <w:spacing w:after="40"/>
+            </w:pPr>
+            <w:r>
+              <w:rPr>
+                <w:b/>
+                <w:color w:val="FFFFFF"/>
+                <w:sz w:val="18"/>
+              </w:rPr>
+            </w:r>
+            <w:r>
+              <w:rPr>
+                <w:b/>
+                <w:i w:val="0"/>
+                <w:color w:val="FFFFFF"/>
+                <w:sz w:val="18"/>
+              </w:rPr>
+              <w:t>What you need to know</w:t>
+            </w:r>
+          </w:p>
+        </w:tc>
+      </w:tr>
+      <w:tr>
+        <w:tc>
+          <w:tcPr>
+            <w:tcW w:type="dxa" w:w="5112"/>
+            <w:shd w:val="clear" w:color="auto" w:fill="F1EEEF"/>
+          </w:tcPr>
+          <w:p>
+            <w:pPr>
+              <w:spacing w:after="40"/>
+            </w:pPr>
+            <w:r>
+              <w:rPr>
+                <w:b/>
+                <w:sz w:val="18"/>
+              </w:rPr>
+            </w:r>
+            <w:r>
+              <w:rPr>
+                <w:b/>
+                <w:i w:val="0"/>
+                <w:sz w:val="18"/>
+              </w:rPr>
+              <w:t>Ischemia</w:t>
+            </w:r>
+          </w:p>
+        </w:tc>
+        <w:tc>
+          <w:tcPr>
+            <w:tcW w:type="dxa" w:w="5112"/>
+          </w:tcPr>
+          <w:p>
+            <w:pPr>
+              <w:spacing w:after="40"/>
+            </w:pPr>
+            <w:r>
+              <w:rPr>
+                <w:sz w:val="18"/>
+              </w:rPr>
+            </w:r>
+            <w:r>
+              <w:rPr>
+                <w:b w:val="0"/>
+                <w:i w:val="0"/>
+                <w:sz w:val="18"/>
+              </w:rPr>
+              <w:t xml:space="preserve">Oxygen </w:t>
+            </w:r>
+            <w:r>
+              <w:rPr>
+                <w:b/>
+                <w:i w:val="0"/>
+                <w:sz w:val="18"/>
+              </w:rPr>
+              <w:t>demand vs supply</w:t>
+            </w:r>
+            <w:r>
+              <w:rPr>
+                <w:b w:val="0"/>
+                <w:i w:val="0"/>
+                <w:sz w:val="18"/>
+              </w:rPr>
+              <w:t xml:space="preserve"> mismatch. Heart = 0.3% of body weight, 7% of oxygen use. </w:t>
+            </w:r>
+            <w:r>
+              <w:rPr>
+                <w:b/>
+                <w:i w:val="0"/>
+                <w:sz w:val="18"/>
+              </w:rPr>
+              <w:t>Irreversible injury in 40–60 minutes.</w:t>
+            </w:r>
+            <w:r>
+              <w:rPr>
+                <w:b w:val="0"/>
+                <w:i w:val="0"/>
+                <w:sz w:val="18"/>
+              </w:rPr>
+              <w:t xml:space="preserve"> Wall motion on echo: hypokinesia (reduced), akinesia (none), dyskinesia (bulging).</w:t>
+            </w:r>
+          </w:p>
+        </w:tc>
+      </w:tr>
+      <w:tr>
+        <w:tc>
+          <w:tcPr>
+            <w:tcW w:type="dxa" w:w="5112"/>
+            <w:shd w:val="clear" w:color="auto" w:fill="F1EEEF"/>
+          </w:tcPr>
+          <w:p>
+            <w:pPr>
+              <w:spacing w:after="40"/>
+            </w:pPr>
+            <w:r>
+              <w:rPr>
+                <w:b/>
+                <w:sz w:val="18"/>
+              </w:rPr>
+            </w:r>
+            <w:r>
+              <w:rPr>
+                <w:b/>
+                <w:i w:val="0"/>
+                <w:sz w:val="18"/>
+              </w:rPr>
+              <w:t>★ Arteries</w:t>
+            </w:r>
+          </w:p>
+        </w:tc>
+        <w:tc>
+          <w:tcPr>
+            <w:tcW w:type="dxa" w:w="5112"/>
+          </w:tcPr>
+          <w:p>
+            <w:pPr>
+              <w:spacing w:after="40"/>
+            </w:pPr>
+            <w:r>
+              <w:rPr>
+                <w:sz w:val="18"/>
+              </w:rPr>
+            </w:r>
+            <w:r>
+              <w:rPr>
+                <w:b w:val="0"/>
+                <w:i w:val="0"/>
+                <w:sz w:val="18"/>
+              </w:rPr>
+              <w:t xml:space="preserve">Three main: right coronary, left anterior descending, circumflex. </w:t>
+            </w:r>
+            <w:r>
+              <w:rPr>
+                <w:b/>
+                <w:i w:val="0"/>
+                <w:sz w:val="18"/>
+              </w:rPr>
+              <w:t>Right coronary supplies the atrioventricular node</w:t>
+            </w:r>
+            <w:r>
+              <w:rPr>
+                <w:b w:val="0"/>
+                <w:i w:val="0"/>
+                <w:sz w:val="18"/>
+              </w:rPr>
+              <w:t xml:space="preserve"> → complete heart block. </w:t>
+            </w:r>
+            <w:r>
+              <w:rPr>
+                <w:b/>
+                <w:i w:val="0"/>
+                <w:sz w:val="18"/>
+              </w:rPr>
+              <w:t>Anterior interventricular artery = LAD (left anterior descending)</w:t>
+            </w:r>
+            <w:r>
+              <w:rPr>
+                <w:b w:val="0"/>
+                <w:i w:val="0"/>
+                <w:sz w:val="18"/>
+              </w:rPr>
+              <w:t>, the most common culprit (40–50%), then right coronary (30–40%), circumflex (15–20%).</w:t>
+            </w:r>
+          </w:p>
+        </w:tc>
+      </w:tr>
+      <w:tr>
+        <w:tc>
+          <w:tcPr>
+            <w:tcW w:type="dxa" w:w="5112"/>
+            <w:shd w:val="clear" w:color="auto" w:fill="F1EEEF"/>
+          </w:tcPr>
+          <w:p>
+            <w:pPr>
+              <w:spacing w:after="40"/>
+            </w:pPr>
+            <w:r>
+              <w:rPr>
+                <w:b/>
+                <w:sz w:val="18"/>
+              </w:rPr>
+            </w:r>
+            <w:r>
+              <w:rPr>
+                <w:b/>
+                <w:i w:val="0"/>
+                <w:sz w:val="18"/>
+              </w:rPr>
+              <w:t>Risk factors</w:t>
+            </w:r>
+          </w:p>
+        </w:tc>
+        <w:tc>
+          <w:tcPr>
+            <w:tcW w:type="dxa" w:w="5112"/>
+          </w:tcPr>
+          <w:p>
+            <w:pPr>
+              <w:spacing w:after="40"/>
+            </w:pPr>
+            <w:r>
+              <w:rPr>
+                <w:sz w:val="18"/>
+              </w:rPr>
+            </w:r>
+            <w:r>
+              <w:rPr>
+                <w:b w:val="0"/>
+                <w:i w:val="0"/>
+                <w:sz w:val="18"/>
+              </w:rPr>
+              <w:t xml:space="preserve">Men ≥45, women ≥55; family history male &lt;55 / female &lt;65. Smoking = strong predictor in </w:t>
+            </w:r>
+            <w:r>
+              <w:rPr>
+                <w:b/>
+                <w:i w:val="0"/>
+                <w:sz w:val="18"/>
+              </w:rPr>
+              <w:t>women &lt;45</w:t>
+            </w:r>
+            <w:r>
+              <w:rPr>
+                <w:b w:val="0"/>
+                <w:i w:val="0"/>
+                <w:sz w:val="18"/>
+              </w:rPr>
+              <w:t>. Plaque rupture → platelets + tissue factor → clotting cascade → fibrin.</w:t>
+            </w:r>
+          </w:p>
+        </w:tc>
+      </w:tr>
+      <w:tr>
+        <w:tc>
+          <w:tcPr>
+            <w:tcW w:type="dxa" w:w="5112"/>
+            <w:shd w:val="clear" w:color="auto" w:fill="F1EEEF"/>
+          </w:tcPr>
+          <w:p>
+            <w:pPr>
+              <w:spacing w:after="40"/>
+            </w:pPr>
+            <w:r>
+              <w:rPr>
+                <w:b/>
+                <w:sz w:val="18"/>
+              </w:rPr>
+            </w:r>
+            <w:r>
+              <w:rPr>
+                <w:b/>
+                <w:i w:val="0"/>
+                <w:sz w:val="18"/>
+              </w:rPr>
+              <w:t>★ The pain</w:t>
+            </w:r>
+          </w:p>
+        </w:tc>
+        <w:tc>
+          <w:tcPr>
+            <w:tcW w:type="dxa" w:w="5112"/>
+          </w:tcPr>
+          <w:p>
+            <w:pPr>
+              <w:spacing w:after="40"/>
+            </w:pPr>
+            <w:r>
+              <w:rPr>
+                <w:sz w:val="18"/>
+              </w:rPr>
+            </w:r>
+            <w:r>
+              <w:rPr>
+                <w:b w:val="0"/>
+                <w:i w:val="0"/>
+                <w:sz w:val="18"/>
+              </w:rPr>
+              <w:t xml:space="preserve">Substernal pressure, worse with exertion, </w:t>
+            </w:r>
+            <w:r>
+              <w:rPr>
+                <w:b/>
+                <w:i w:val="0"/>
+                <w:sz w:val="18"/>
+              </w:rPr>
+              <w:t>not positional</w:t>
+            </w:r>
+            <w:r>
+              <w:rPr>
+                <w:b w:val="0"/>
+                <w:i w:val="0"/>
+                <w:sz w:val="18"/>
+              </w:rPr>
+              <w:t xml:space="preserve">, relieved by nitroglycerin; Levine's sign = clenched fist over the sternum. </w:t>
+            </w:r>
+            <w:r>
+              <w:rPr>
+                <w:b/>
+                <w:i w:val="0"/>
+                <w:sz w:val="18"/>
+              </w:rPr>
+              <w:t>Silent ischemia</w:t>
+            </w:r>
+            <w:r>
+              <w:rPr>
+                <w:b w:val="0"/>
+                <w:i w:val="0"/>
+                <w:sz w:val="18"/>
+              </w:rPr>
+              <w:t xml:space="preserve"> in diabetes, neuropathy, transplanted heart → dyspnea, nausea, fatigue. Referred: jaw, tooth, arm.</w:t>
+            </w:r>
+          </w:p>
+        </w:tc>
+      </w:tr>
+      <w:tr>
+        <w:tc>
+          <w:tcPr>
+            <w:tcW w:type="dxa" w:w="5112"/>
+            <w:shd w:val="clear" w:color="auto" w:fill="F1EEEF"/>
+          </w:tcPr>
+          <w:p>
+            <w:pPr>
+              <w:spacing w:after="40"/>
+            </w:pPr>
+            <w:r>
+              <w:rPr>
+                <w:b/>
+                <w:sz w:val="18"/>
+              </w:rPr>
+            </w:r>
+            <w:r>
+              <w:rPr>
+                <w:b/>
+                <w:i w:val="0"/>
+                <w:sz w:val="18"/>
+              </w:rPr>
+              <w:t>Workup</w:t>
+            </w:r>
+          </w:p>
+        </w:tc>
+        <w:tc>
+          <w:tcPr>
+            <w:tcW w:type="dxa" w:w="5112"/>
+          </w:tcPr>
+          <w:p>
+            <w:pPr>
+              <w:spacing w:after="40"/>
+            </w:pPr>
+            <w:r>
+              <w:rPr>
+                <w:sz w:val="18"/>
+              </w:rPr>
+            </w:r>
+            <w:r>
+              <w:rPr>
+                <w:b w:val="0"/>
+                <w:i w:val="0"/>
+                <w:sz w:val="18"/>
+              </w:rPr>
+              <w:t xml:space="preserve">Every chest pain: </w:t>
+            </w:r>
+            <w:r>
+              <w:rPr>
+                <w:b/>
+                <w:i w:val="0"/>
+                <w:sz w:val="18"/>
+              </w:rPr>
+              <w:t>chest radiograph + STAT electrocardiogram</w:t>
+            </w:r>
+            <w:r>
+              <w:rPr>
+                <w:b w:val="0"/>
+                <w:i w:val="0"/>
+                <w:sz w:val="18"/>
+              </w:rPr>
+              <w:t xml:space="preserve">. Calcium score = </w:t>
+            </w:r>
+            <w:r>
+              <w:rPr>
+                <w:b/>
+                <w:i w:val="0"/>
+                <w:sz w:val="18"/>
+              </w:rPr>
+              <w:t>risk stratification, not acute coronary syndrome</w:t>
+            </w:r>
+            <w:r>
+              <w:rPr>
+                <w:b w:val="0"/>
+                <w:i w:val="0"/>
+                <w:sz w:val="18"/>
+              </w:rPr>
+              <w:t>. Abnormal nuclear stress test ⇒ cardiac catheterization.</w:t>
+            </w:r>
+          </w:p>
+        </w:tc>
+      </w:tr>
+      <w:tr>
+        <w:tc>
+          <w:tcPr>
+            <w:tcW w:type="dxa" w:w="5112"/>
+            <w:shd w:val="clear" w:color="auto" w:fill="F1EEEF"/>
+          </w:tcPr>
+          <w:p>
+            <w:pPr>
+              <w:spacing w:after="40"/>
+            </w:pPr>
+            <w:r>
+              <w:rPr>
+                <w:b/>
+                <w:sz w:val="18"/>
+              </w:rPr>
+            </w:r>
+            <w:r>
+              <w:rPr>
+                <w:b/>
+                <w:i w:val="0"/>
+                <w:sz w:val="18"/>
+              </w:rPr>
+              <w:t>★ Risk scores</w:t>
+            </w:r>
+          </w:p>
+        </w:tc>
+        <w:tc>
+          <w:tcPr>
+            <w:tcW w:type="dxa" w:w="5112"/>
+          </w:tcPr>
+          <w:p>
+            <w:pPr>
+              <w:spacing w:after="40"/>
+            </w:pPr>
+            <w:r>
+              <w:rPr>
+                <w:sz w:val="18"/>
+              </w:rPr>
+            </w:r>
+            <w:r>
+              <w:rPr>
+                <w:b w:val="0"/>
+                <w:i w:val="0"/>
+                <w:sz w:val="18"/>
+              </w:rPr>
+              <w:t xml:space="preserve">HEART = History, EKG (electrocardiogram), Age, Risk factors, Troponin (parts only). </w:t>
+            </w:r>
+            <w:r>
+              <w:rPr>
+                <w:b/>
+                <w:i w:val="0"/>
+                <w:sz w:val="18"/>
+              </w:rPr>
+              <w:t>TIMI (Thrombolysis in Myocardial Infarction) 3 or higher → early invasive approach</w:t>
+            </w:r>
+            <w:r>
+              <w:rPr>
+                <w:b w:val="0"/>
+                <w:i w:val="0"/>
+                <w:sz w:val="18"/>
+              </w:rPr>
+              <w:t xml:space="preserve"> — the only score cut-off tested.</w:t>
+            </w:r>
+          </w:p>
+        </w:tc>
+      </w:tr>
+    </w:tbl>
+    <w:p>
+      <w:pPr>
+        <w:spacing w:after="80"/>
+      </w:pPr>
+    </w:p>
+    <w:p>
+      <w:pPr>
+        <w:pStyle w:val="Heading1"/>
+        <w:spacing w:before="280" w:after="100"/>
+      </w:pPr>
+      <w:r>
+        <w:rPr>
+          <w:rFonts w:ascii="Georgia" w:hAnsi="Georgia"/>
+          <w:color w:val="17494B"/>
+        </w:rPr>
+        <w:t>CAD: Troponin, Angina &amp; the ECG</w:t>
+      </w:r>
+    </w:p>
+    <w:tbl>
+      <w:tblPr>
+        <w:tblStyle w:val="TableGrid"/>
+        <w:tblW w:type="auto" w:w="0"/>
+        <w:jc w:val="center"/>
+        <w:tblLook w:firstColumn="1" w:firstRow="1" w:lastColumn="0" w:lastRow="0" w:noHBand="0" w:noVBand="1" w:val="04A0"/>
+        <w:tblBorders>
+          <w:top w:val="single" w:sz="4" w:space="0" w:color="D8D2D4"/>
+          <w:left w:val="single" w:sz="4" w:space="0" w:color="D8D2D4"/>
+          <w:bottom w:val="single" w:sz="4" w:space="0" w:color="D8D2D4"/>
+          <w:right w:val="single" w:sz="4" w:space="0" w:color="D8D2D4"/>
+          <w:insideH w:val="single" w:sz="4" w:space="0" w:color="D8D2D4"/>
+          <w:insideV w:val="single" w:sz="4" w:space="0" w:color="D8D2D4"/>
+        </w:tblBorders>
+      </w:tblPr>
+      <w:tblGrid>
+        <w:gridCol w:w="5112"/>
+        <w:gridCol w:w="5112"/>
+      </w:tblGrid>
+      <w:tr>
+        <w:tc>
+          <w:tcPr>
+            <w:tcW w:type="dxa" w:w="5112"/>
+            <w:shd w:val="clear" w:color="auto" w:fill="17494B"/>
+          </w:tcPr>
+          <w:p>
+            <w:pPr>
+              <w:spacing w:after="40"/>
+            </w:pPr>
+            <w:r>
+              <w:rPr>
+                <w:b/>
+                <w:color w:val="FFFFFF"/>
+                <w:sz w:val="18"/>
+              </w:rPr>
+            </w:r>
+            <w:r>
+              <w:rPr>
+                <w:b/>
+                <w:i w:val="0"/>
+                <w:color w:val="FFFFFF"/>
+                <w:sz w:val="18"/>
+              </w:rPr>
+              <w:t>Term</w:t>
+            </w:r>
+          </w:p>
+        </w:tc>
+        <w:tc>
+          <w:tcPr>
+            <w:tcW w:type="dxa" w:w="5112"/>
+            <w:shd w:val="clear" w:color="auto" w:fill="17494B"/>
+          </w:tcPr>
+          <w:p>
+            <w:pPr>
+              <w:spacing w:after="40"/>
+            </w:pPr>
+            <w:r>
+              <w:rPr>
+                <w:b/>
+                <w:color w:val="FFFFFF"/>
+                <w:sz w:val="18"/>
+              </w:rPr>
+            </w:r>
+            <w:r>
+              <w:rPr>
+                <w:b/>
+                <w:i w:val="0"/>
+                <w:color w:val="FFFFFF"/>
+                <w:sz w:val="18"/>
+              </w:rPr>
+              <w:t>What you need to know</w:t>
+            </w:r>
+          </w:p>
+        </w:tc>
+      </w:tr>
+      <w:tr>
+        <w:tc>
+          <w:tcPr>
+            <w:tcW w:type="dxa" w:w="5112"/>
+            <w:shd w:val="clear" w:color="auto" w:fill="F1EEEF"/>
+          </w:tcPr>
+          <w:p>
+            <w:pPr>
+              <w:spacing w:after="40"/>
+            </w:pPr>
+            <w:r>
+              <w:rPr>
+                <w:b/>
+                <w:sz w:val="18"/>
+              </w:rPr>
+            </w:r>
+            <w:r>
+              <w:rPr>
+                <w:b/>
+                <w:i w:val="0"/>
+                <w:sz w:val="18"/>
+              </w:rPr>
+              <w:t>★ Troponin I</w:t>
+            </w:r>
+          </w:p>
+        </w:tc>
+        <w:tc>
+          <w:tcPr>
+            <w:tcW w:type="dxa" w:w="5112"/>
+          </w:tcPr>
+          <w:p>
+            <w:pPr>
+              <w:spacing w:after="40"/>
+            </w:pPr>
+            <w:r>
+              <w:rPr>
+                <w:sz w:val="18"/>
+              </w:rPr>
+            </w:r>
+            <w:r>
+              <w:rPr>
+                <w:b w:val="0"/>
+                <w:i w:val="0"/>
+                <w:sz w:val="18"/>
+              </w:rPr>
+              <w:t xml:space="preserve">Standard: </w:t>
+            </w:r>
+            <w:r>
+              <w:rPr>
+                <w:b/>
+                <w:i w:val="0"/>
+                <w:sz w:val="18"/>
+              </w:rPr>
+              <w:t>abnormal above 0.04 ng/mL</w:t>
+            </w:r>
+            <w:r>
+              <w:rPr>
+                <w:b w:val="0"/>
+                <w:i w:val="0"/>
+                <w:sz w:val="18"/>
+              </w:rPr>
+              <w:t xml:space="preserve">. High-sensitivity: </w:t>
+            </w:r>
+            <w:r>
+              <w:rPr>
+                <w:b/>
+                <w:i w:val="0"/>
+                <w:sz w:val="18"/>
+              </w:rPr>
+              <w:t>12 ng/L women, 20 ng/L men</w:t>
+            </w:r>
+            <w:r>
+              <w:rPr>
+                <w:b w:val="0"/>
+                <w:i w:val="0"/>
+                <w:sz w:val="18"/>
+              </w:rPr>
+              <w:t xml:space="preserve"> (99th percentile). </w:t>
+            </w:r>
+            <w:r>
+              <w:rPr>
+                <w:b/>
+                <w:i w:val="0"/>
+                <w:sz w:val="18"/>
+              </w:rPr>
+              <w:t>Rules OUT</w:t>
+            </w:r>
+            <w:r>
+              <w:rPr>
+                <w:b w:val="0"/>
+                <w:i w:val="0"/>
+                <w:sz w:val="18"/>
+              </w:rPr>
+              <w:t xml:space="preserve"> (who can go home); </w:t>
+            </w:r>
+            <w:r>
+              <w:rPr>
+                <w:b/>
+                <w:i w:val="0"/>
+                <w:sz w:val="18"/>
+              </w:rPr>
+              <w:t>one means two</w:t>
+            </w:r>
+            <w:r>
+              <w:rPr>
+                <w:b w:val="0"/>
+                <w:i w:val="0"/>
+                <w:sz w:val="18"/>
+              </w:rPr>
+              <w:t xml:space="preserve"> (repeat, watch for a rise). Troponin I is heart-specific; smooth muscle has none.</w:t>
+            </w:r>
+          </w:p>
+        </w:tc>
+      </w:tr>
+      <w:tr>
+        <w:tc>
+          <w:tcPr>
+            <w:tcW w:type="dxa" w:w="5112"/>
+            <w:shd w:val="clear" w:color="auto" w:fill="F1EEEF"/>
+          </w:tcPr>
+          <w:p>
+            <w:pPr>
+              <w:spacing w:after="40"/>
+            </w:pPr>
+            <w:r>
+              <w:rPr>
+                <w:b/>
+                <w:sz w:val="18"/>
+              </w:rPr>
+            </w:r>
+            <w:r>
+              <w:rPr>
+                <w:b/>
+                <w:i w:val="0"/>
+                <w:sz w:val="18"/>
+              </w:rPr>
+              <w:t>Stable angina</w:t>
+            </w:r>
+          </w:p>
+        </w:tc>
+        <w:tc>
+          <w:tcPr>
+            <w:tcW w:type="dxa" w:w="5112"/>
+          </w:tcPr>
+          <w:p>
+            <w:pPr>
+              <w:spacing w:after="40"/>
+            </w:pPr>
+            <w:r>
+              <w:rPr>
+                <w:sz w:val="18"/>
+              </w:rPr>
+            </w:r>
+            <w:r>
+              <w:rPr>
+                <w:b w:val="0"/>
+                <w:i w:val="0"/>
+                <w:sz w:val="18"/>
+              </w:rPr>
+              <w:t xml:space="preserve">Most common; with exertion, relieved by rest + nitroglycerin. Stress-test T-wave inversion; </w:t>
+            </w:r>
+            <w:r>
+              <w:rPr>
+                <w:b/>
+                <w:i w:val="0"/>
+                <w:sz w:val="18"/>
+              </w:rPr>
+              <w:t>coronary angiography = gold standard</w:t>
+            </w:r>
+            <w:r>
+              <w:rPr>
+                <w:b w:val="0"/>
+                <w:i w:val="0"/>
+                <w:sz w:val="18"/>
+              </w:rPr>
+              <w:t xml:space="preserve">. Beta blocker (calcium channel blocker if contraindicated), statin, aspirin ± clopidogrel. </w:t>
+            </w:r>
+            <w:r>
+              <w:rPr>
+                <w:b/>
+                <w:i w:val="0"/>
+                <w:sz w:val="18"/>
+              </w:rPr>
+              <w:t>Call emergency medical services if unimproved 5 min after one dose or after 3 doses.</w:t>
+            </w:r>
+          </w:p>
+        </w:tc>
+      </w:tr>
+      <w:tr>
+        <w:tc>
+          <w:tcPr>
+            <w:tcW w:type="dxa" w:w="5112"/>
+            <w:shd w:val="clear" w:color="auto" w:fill="F1EEEF"/>
+          </w:tcPr>
+          <w:p>
+            <w:pPr>
+              <w:spacing w:after="40"/>
+            </w:pPr>
+            <w:r>
+              <w:rPr>
+                <w:b/>
+                <w:sz w:val="18"/>
+              </w:rPr>
+            </w:r>
+            <w:r>
+              <w:rPr>
+                <w:b/>
+                <w:i w:val="0"/>
+                <w:sz w:val="18"/>
+              </w:rPr>
+              <w:t>★ Unstable angina vs the infarcts</w:t>
+            </w:r>
+          </w:p>
+        </w:tc>
+        <w:tc>
+          <w:tcPr>
+            <w:tcW w:type="dxa" w:w="5112"/>
+          </w:tcPr>
+          <w:p>
+            <w:pPr>
+              <w:spacing w:after="40"/>
+            </w:pPr>
+            <w:r>
+              <w:rPr>
+                <w:sz w:val="18"/>
+              </w:rPr>
+            </w:r>
+            <w:r>
+              <w:rPr>
+                <w:b w:val="0"/>
+                <w:i w:val="0"/>
+                <w:sz w:val="18"/>
+              </w:rPr>
+              <w:t xml:space="preserve">Unstable angina: rest pain, inverted T waves, </w:t>
+            </w:r>
+            <w:r>
+              <w:rPr>
+                <w:b/>
+                <w:i w:val="0"/>
+                <w:sz w:val="18"/>
+              </w:rPr>
+              <w:t>troponin normal</w:t>
+            </w:r>
+            <w:r>
+              <w:rPr>
+                <w:b w:val="0"/>
+                <w:i w:val="0"/>
+                <w:sz w:val="18"/>
+              </w:rPr>
+              <w:t xml:space="preserve">. Non-ST-elevation infarction: </w:t>
+            </w:r>
+            <w:r>
+              <w:rPr>
+                <w:b/>
+                <w:i w:val="0"/>
+                <w:sz w:val="18"/>
+              </w:rPr>
+              <w:t>ST depression &gt;1 mm and/or T inversion</w:t>
+            </w:r>
+            <w:r>
+              <w:rPr>
+                <w:b w:val="0"/>
+                <w:i w:val="0"/>
+                <w:sz w:val="18"/>
+              </w:rPr>
+              <w:t xml:space="preserve"> in ≥2 consecutive leads + </w:t>
+            </w:r>
+            <w:r>
+              <w:rPr>
+                <w:b/>
+                <w:i w:val="0"/>
+                <w:sz w:val="18"/>
+              </w:rPr>
+              <w:t>troponin elevated</w:t>
+            </w:r>
+            <w:r>
+              <w:rPr>
+                <w:b w:val="0"/>
+                <w:i w:val="0"/>
+                <w:sz w:val="18"/>
+              </w:rPr>
+              <w:t xml:space="preserve">. ST-elevation: &gt;1 mm in ≥2 consecutive leads; </w:t>
+            </w:r>
+            <w:r>
+              <w:rPr>
+                <w:b/>
+                <w:i w:val="0"/>
+                <w:sz w:val="18"/>
+              </w:rPr>
+              <w:t>new left bundle branch block = equivalent</w:t>
+            </w:r>
+            <w:r>
+              <w:rPr>
+                <w:b w:val="0"/>
+                <w:i w:val="0"/>
+                <w:sz w:val="18"/>
+              </w:rPr>
+              <w:t>.</w:t>
+            </w:r>
+          </w:p>
+        </w:tc>
+      </w:tr>
+      <w:tr>
+        <w:tc>
+          <w:tcPr>
+            <w:tcW w:type="dxa" w:w="5112"/>
+            <w:shd w:val="clear" w:color="auto" w:fill="F1EEEF"/>
+          </w:tcPr>
+          <w:p>
+            <w:pPr>
+              <w:spacing w:after="40"/>
+            </w:pPr>
+            <w:r>
+              <w:rPr>
+                <w:b/>
+                <w:sz w:val="18"/>
+              </w:rPr>
+            </w:r>
+            <w:r>
+              <w:rPr>
+                <w:b/>
+                <w:i w:val="0"/>
+                <w:sz w:val="18"/>
+              </w:rPr>
+              <w:t>UA / NSTEMI treatment</w:t>
+            </w:r>
+          </w:p>
+        </w:tc>
+        <w:tc>
+          <w:tcPr>
+            <w:tcW w:type="dxa" w:w="5112"/>
+          </w:tcPr>
+          <w:p>
+            <w:pPr>
+              <w:spacing w:after="40"/>
+            </w:pPr>
+            <w:r>
+              <w:rPr>
+                <w:sz w:val="18"/>
+              </w:rPr>
+            </w:r>
+            <w:r>
+              <w:rPr>
+                <w:b w:val="0"/>
+                <w:i w:val="0"/>
+                <w:sz w:val="18"/>
+              </w:rPr>
+              <w:t xml:space="preserve">Medical emergency: chewable aspirin, beta blocker, intravenous nitrates, dual antiplatelet ± anticoagulation. </w:t>
+            </w:r>
+            <w:r>
+              <w:rPr>
+                <w:b/>
+                <w:i w:val="0"/>
+                <w:sz w:val="18"/>
+              </w:rPr>
+              <w:t>Oxygen only if SpO2 &lt;91%.</w:t>
+            </w:r>
+            <w:r>
+              <w:rPr>
+                <w:b w:val="0"/>
+                <w:i w:val="0"/>
+                <w:sz w:val="18"/>
+              </w:rPr>
+              <w:t xml:space="preserve"> Then catheterization and angiography.</w:t>
+            </w:r>
+          </w:p>
+        </w:tc>
+      </w:tr>
+      <w:tr>
+        <w:tc>
+          <w:tcPr>
+            <w:tcW w:type="dxa" w:w="5112"/>
+            <w:shd w:val="clear" w:color="auto" w:fill="F1EEEF"/>
+          </w:tcPr>
+          <w:p>
+            <w:pPr>
+              <w:spacing w:after="40"/>
+            </w:pPr>
+            <w:r>
+              <w:rPr>
+                <w:b/>
+                <w:sz w:val="18"/>
+              </w:rPr>
+            </w:r>
+            <w:r>
+              <w:rPr>
+                <w:b/>
+                <w:i w:val="0"/>
+                <w:sz w:val="18"/>
+              </w:rPr>
+              <w:t>★ Lead → artery</w:t>
+            </w:r>
+          </w:p>
+        </w:tc>
+        <w:tc>
+          <w:tcPr>
+            <w:tcW w:type="dxa" w:w="5112"/>
+          </w:tcPr>
+          <w:p>
+            <w:pPr>
+              <w:spacing w:after="40"/>
+            </w:pPr>
+            <w:r>
+              <w:rPr>
+                <w:sz w:val="18"/>
+              </w:rPr>
+            </w:r>
+            <w:r>
+              <w:rPr>
+                <w:b/>
+                <w:i w:val="0"/>
+                <w:sz w:val="18"/>
+              </w:rPr>
+              <w:t>II, III, aVF = inferior = right coronary</w:t>
+            </w:r>
+            <w:r>
+              <w:rPr>
+                <w:b w:val="0"/>
+                <w:i w:val="0"/>
+                <w:sz w:val="18"/>
+              </w:rPr>
+              <w:t xml:space="preserve"> · I, aVL, V5–V6 = lateral = circumflex · V1–V4 = anterior/septal = LAD (V4 is anterior). Subendocardial → ST depression; transmural → ST elevation. Q waves = infarct already done.</w:t>
+            </w:r>
+          </w:p>
+        </w:tc>
+      </w:tr>
+      <w:tr>
+        <w:tc>
+          <w:tcPr>
+            <w:tcW w:type="dxa" w:w="5112"/>
+            <w:shd w:val="clear" w:color="auto" w:fill="F1EEEF"/>
+          </w:tcPr>
+          <w:p>
+            <w:pPr>
+              <w:spacing w:after="40"/>
+            </w:pPr>
+            <w:r>
+              <w:rPr>
+                <w:b/>
+                <w:sz w:val="18"/>
+              </w:rPr>
+            </w:r>
+            <w:r>
+              <w:rPr>
+                <w:b/>
+                <w:i w:val="0"/>
+                <w:sz w:val="18"/>
+              </w:rPr>
+              <w:t>★ Posterior</w:t>
+            </w:r>
+          </w:p>
+        </w:tc>
+        <w:tc>
+          <w:tcPr>
+            <w:tcW w:type="dxa" w:w="5112"/>
+          </w:tcPr>
+          <w:p>
+            <w:pPr>
+              <w:spacing w:after="40"/>
+            </w:pPr>
+            <w:r>
+              <w:rPr>
+                <w:sz w:val="18"/>
+              </w:rPr>
+            </w:r>
+            <w:r>
+              <w:rPr>
+                <w:b/>
+                <w:i w:val="0"/>
+                <w:sz w:val="18"/>
+              </w:rPr>
+              <w:t>ST depression in V1–V3</w:t>
+            </w:r>
+            <w:r>
+              <w:rPr>
+                <w:b w:val="0"/>
+                <w:i w:val="0"/>
+                <w:sz w:val="18"/>
+              </w:rPr>
+              <w:t xml:space="preserve"> = posterior infarct (easy to miss) → record </w:t>
+            </w:r>
+            <w:r>
+              <w:rPr>
+                <w:b/>
+                <w:i w:val="0"/>
+                <w:sz w:val="18"/>
+              </w:rPr>
+              <w:t>posterior leads V7–V9</w:t>
+            </w:r>
+            <w:r>
+              <w:rPr>
+                <w:b w:val="0"/>
+                <w:i w:val="0"/>
+                <w:sz w:val="18"/>
+              </w:rPr>
+              <w:t>.</w:t>
+            </w:r>
+          </w:p>
+        </w:tc>
+      </w:tr>
+    </w:tbl>
+    <w:p>
+      <w:pPr>
+        <w:spacing w:after="80"/>
+      </w:pPr>
+    </w:p>
+    <w:p>
+      <w:pPr>
+        <w:pStyle w:val="Heading1"/>
+        <w:spacing w:before="280" w:after="100"/>
+      </w:pPr>
+      <w:r>
+        <w:rPr>
+          <w:rFonts w:ascii="Georgia" w:hAnsi="Georgia"/>
+          <w:color w:val="17494B"/>
+        </w:rPr>
+        <w:t>CAD: STEMI Care, Stents &amp; Variants</w:t>
+      </w:r>
+    </w:p>
+    <w:tbl>
+      <w:tblPr>
+        <w:tblStyle w:val="TableGrid"/>
+        <w:tblW w:type="auto" w:w="0"/>
+        <w:jc w:val="center"/>
+        <w:tblLook w:firstColumn="1" w:firstRow="1" w:lastColumn="0" w:lastRow="0" w:noHBand="0" w:noVBand="1" w:val="04A0"/>
+        <w:tblBorders>
+          <w:top w:val="single" w:sz="4" w:space="0" w:color="D8D2D4"/>
+          <w:left w:val="single" w:sz="4" w:space="0" w:color="D8D2D4"/>
+          <w:bottom w:val="single" w:sz="4" w:space="0" w:color="D8D2D4"/>
+          <w:right w:val="single" w:sz="4" w:space="0" w:color="D8D2D4"/>
+          <w:insideH w:val="single" w:sz="4" w:space="0" w:color="D8D2D4"/>
+          <w:insideV w:val="single" w:sz="4" w:space="0" w:color="D8D2D4"/>
+        </w:tblBorders>
+      </w:tblPr>
+      <w:tblGrid>
+        <w:gridCol w:w="5112"/>
+        <w:gridCol w:w="5112"/>
+      </w:tblGrid>
+      <w:tr>
+        <w:tc>
+          <w:tcPr>
+            <w:tcW w:type="dxa" w:w="5112"/>
+            <w:shd w:val="clear" w:color="auto" w:fill="17494B"/>
+          </w:tcPr>
+          <w:p>
+            <w:pPr>
+              <w:spacing w:after="40"/>
+            </w:pPr>
+            <w:r>
+              <w:rPr>
+                <w:b/>
+                <w:color w:val="FFFFFF"/>
+                <w:sz w:val="18"/>
+              </w:rPr>
+            </w:r>
+            <w:r>
+              <w:rPr>
+                <w:b/>
+                <w:i w:val="0"/>
+                <w:color w:val="FFFFFF"/>
+                <w:sz w:val="18"/>
+              </w:rPr>
+              <w:t>Term</w:t>
+            </w:r>
+          </w:p>
+        </w:tc>
+        <w:tc>
+          <w:tcPr>
+            <w:tcW w:type="dxa" w:w="5112"/>
+            <w:shd w:val="clear" w:color="auto" w:fill="17494B"/>
+          </w:tcPr>
+          <w:p>
+            <w:pPr>
+              <w:spacing w:after="40"/>
+            </w:pPr>
+            <w:r>
+              <w:rPr>
+                <w:b/>
+                <w:color w:val="FFFFFF"/>
+                <w:sz w:val="18"/>
+              </w:rPr>
+            </w:r>
+            <w:r>
+              <w:rPr>
+                <w:b/>
+                <w:i w:val="0"/>
+                <w:color w:val="FFFFFF"/>
+                <w:sz w:val="18"/>
+              </w:rPr>
+              <w:t>What you need to know</w:t>
+            </w:r>
+          </w:p>
+        </w:tc>
+      </w:tr>
+      <w:tr>
+        <w:tc>
+          <w:tcPr>
+            <w:tcW w:type="dxa" w:w="5112"/>
+            <w:shd w:val="clear" w:color="auto" w:fill="F1EEEF"/>
+          </w:tcPr>
+          <w:p>
+            <w:pPr>
+              <w:spacing w:after="40"/>
+            </w:pPr>
+            <w:r>
+              <w:rPr>
+                <w:b/>
+                <w:sz w:val="18"/>
+              </w:rPr>
+            </w:r>
+            <w:r>
+              <w:rPr>
+                <w:b/>
+                <w:i w:val="0"/>
+                <w:sz w:val="18"/>
+              </w:rPr>
+              <w:t>★ Time is muscle</w:t>
+            </w:r>
+          </w:p>
+        </w:tc>
+        <w:tc>
+          <w:tcPr>
+            <w:tcW w:type="dxa" w:w="5112"/>
+          </w:tcPr>
+          <w:p>
+            <w:pPr>
+              <w:spacing w:after="40"/>
+            </w:pPr>
+            <w:r>
+              <w:rPr>
+                <w:sz w:val="18"/>
+              </w:rPr>
+            </w:r>
+            <w:r>
+              <w:rPr>
+                <w:b w:val="0"/>
+                <w:i w:val="0"/>
+                <w:sz w:val="18"/>
+              </w:rPr>
+              <w:t xml:space="preserve">Electrocardiogram </w:t>
+            </w:r>
+            <w:r>
+              <w:rPr>
+                <w:b/>
+                <w:i w:val="0"/>
+                <w:sz w:val="18"/>
+              </w:rPr>
+              <w:t>within 10 min</w:t>
+            </w:r>
+            <w:r>
+              <w:rPr>
+                <w:b w:val="0"/>
+                <w:i w:val="0"/>
+                <w:sz w:val="18"/>
+              </w:rPr>
+              <w:t xml:space="preserve">; door-to-balloon </w:t>
+            </w:r>
+            <w:r>
+              <w:rPr>
+                <w:b/>
+                <w:i w:val="0"/>
+                <w:sz w:val="18"/>
+              </w:rPr>
+              <w:t>&lt;90 min</w:t>
+            </w:r>
+            <w:r>
+              <w:rPr>
+                <w:b w:val="0"/>
+                <w:i w:val="0"/>
+                <w:sz w:val="18"/>
+              </w:rPr>
+              <w:t xml:space="preserve">. Chewable aspirin, call the catheterization team, then P2Y12 antagonist + heparin; beta blocker if no bradycardia. </w:t>
+            </w:r>
+            <w:r>
+              <w:rPr>
+                <w:b/>
+                <w:i w:val="0"/>
+                <w:sz w:val="18"/>
+              </w:rPr>
+              <w:t>Thrombolytics if intervention is 2+ hours away</w:t>
+            </w:r>
+            <w:r>
+              <w:rPr>
+                <w:b w:val="0"/>
+                <w:i w:val="0"/>
+                <w:sz w:val="18"/>
+              </w:rPr>
+              <w:t>, within 30 min of arrival; tenecteplase most common.</w:t>
+            </w:r>
+          </w:p>
+        </w:tc>
+      </w:tr>
+      <w:tr>
+        <w:tc>
+          <w:tcPr>
+            <w:tcW w:type="dxa" w:w="5112"/>
+            <w:shd w:val="clear" w:color="auto" w:fill="F1EEEF"/>
+          </w:tcPr>
+          <w:p>
+            <w:pPr>
+              <w:spacing w:after="40"/>
+            </w:pPr>
+            <w:r>
+              <w:rPr>
+                <w:b/>
+                <w:sz w:val="18"/>
+              </w:rPr>
+            </w:r>
+            <w:r>
+              <w:rPr>
+                <w:b/>
+                <w:i w:val="0"/>
+                <w:sz w:val="18"/>
+              </w:rPr>
+              <w:t>★ Right ventricular infarct</w:t>
+            </w:r>
+          </w:p>
+        </w:tc>
+        <w:tc>
+          <w:tcPr>
+            <w:tcW w:type="dxa" w:w="5112"/>
+          </w:tcPr>
+          <w:p>
+            <w:pPr>
+              <w:spacing w:after="40"/>
+            </w:pPr>
+            <w:r>
+              <w:rPr>
+                <w:sz w:val="18"/>
+              </w:rPr>
+            </w:r>
+            <w:r>
+              <w:rPr>
+                <w:b w:val="0"/>
+                <w:i w:val="0"/>
+                <w:sz w:val="18"/>
+              </w:rPr>
+              <w:t xml:space="preserve">Right coronary occlusion reaching the right ventricle (15–30%; ST elevation V1, V4R): </w:t>
+            </w:r>
+            <w:r>
+              <w:rPr>
+                <w:b/>
+                <w:i w:val="0"/>
+                <w:sz w:val="18"/>
+              </w:rPr>
+              <w:t>NO nitroglycerin</w:t>
+            </w:r>
+            <w:r>
+              <w:rPr>
+                <w:b w:val="0"/>
+                <w:i w:val="0"/>
+                <w:sz w:val="18"/>
+              </w:rPr>
+              <w:t xml:space="preserve"> — preload falls, shock. Also no nitroglycerin within 24 h of a phosphodiesterase inhibitor (ask women: pulmonary arterial hypertension).</w:t>
+            </w:r>
+          </w:p>
+        </w:tc>
+      </w:tr>
+      <w:tr>
+        <w:tc>
+          <w:tcPr>
+            <w:tcW w:type="dxa" w:w="5112"/>
+            <w:shd w:val="clear" w:color="auto" w:fill="F1EEEF"/>
+          </w:tcPr>
+          <w:p>
+            <w:pPr>
+              <w:spacing w:after="40"/>
+            </w:pPr>
+            <w:r>
+              <w:rPr>
+                <w:b/>
+                <w:sz w:val="18"/>
+              </w:rPr>
+            </w:r>
+            <w:r>
+              <w:rPr>
+                <w:b/>
+                <w:i w:val="0"/>
+                <w:sz w:val="18"/>
+              </w:rPr>
+              <w:t>Thrombolytic contraindications</w:t>
+            </w:r>
+          </w:p>
+        </w:tc>
+        <w:tc>
+          <w:tcPr>
+            <w:tcW w:type="dxa" w:w="5112"/>
+          </w:tcPr>
+          <w:p>
+            <w:pPr>
+              <w:spacing w:after="40"/>
+            </w:pPr>
+            <w:r>
+              <w:rPr>
+                <w:sz w:val="18"/>
+              </w:rPr>
+            </w:r>
+            <w:r>
+              <w:rPr>
+                <w:b w:val="0"/>
+                <w:i w:val="0"/>
+                <w:sz w:val="18"/>
+              </w:rPr>
+              <w:t>Absolute: active bleeding, major surgery/trauma 4 weeks, hemorrhagic stroke in the previous year, unknown stroke 6 weeks, pregnancy, uncontrolled &gt;190/100.</w:t>
+            </w:r>
+          </w:p>
+        </w:tc>
+      </w:tr>
+      <w:tr>
+        <w:tc>
+          <w:tcPr>
+            <w:tcW w:type="dxa" w:w="5112"/>
+            <w:shd w:val="clear" w:color="auto" w:fill="F1EEEF"/>
+          </w:tcPr>
+          <w:p>
+            <w:pPr>
+              <w:spacing w:after="40"/>
+            </w:pPr>
+            <w:r>
+              <w:rPr>
+                <w:b/>
+                <w:sz w:val="18"/>
+              </w:rPr>
+            </w:r>
+            <w:r>
+              <w:rPr>
+                <w:b/>
+                <w:i w:val="0"/>
+                <w:sz w:val="18"/>
+              </w:rPr>
+              <w:t>★ Words have meaning</w:t>
+            </w:r>
+          </w:p>
+        </w:tc>
+        <w:tc>
+          <w:tcPr>
+            <w:tcW w:type="dxa" w:w="5112"/>
+          </w:tcPr>
+          <w:p>
+            <w:pPr>
+              <w:spacing w:after="40"/>
+            </w:pPr>
+            <w:r>
+              <w:rPr>
+                <w:sz w:val="18"/>
+              </w:rPr>
+            </w:r>
+            <w:r>
+              <w:rPr>
+                <w:b w:val="0"/>
+                <w:i w:val="0"/>
+                <w:sz w:val="18"/>
+              </w:rPr>
+              <w:t xml:space="preserve">Catheterization = the tube in; </w:t>
+            </w:r>
+            <w:r>
+              <w:rPr>
+                <w:b/>
+                <w:i w:val="0"/>
+                <w:sz w:val="18"/>
+              </w:rPr>
+              <w:t>angiography = dye + pictures</w:t>
+            </w:r>
+            <w:r>
+              <w:rPr>
+                <w:b w:val="0"/>
+                <w:i w:val="0"/>
+                <w:sz w:val="18"/>
+              </w:rPr>
+              <w:t xml:space="preserve">; plain old balloon angioplasty = no stent; </w:t>
+            </w:r>
+            <w:r>
+              <w:rPr>
+                <w:b/>
+                <w:i w:val="0"/>
+                <w:sz w:val="18"/>
+              </w:rPr>
+              <w:t>percutaneous coronary intervention = stent</w:t>
+            </w:r>
+            <w:r>
+              <w:rPr>
+                <w:b w:val="0"/>
+                <w:i w:val="0"/>
+                <w:sz w:val="18"/>
+              </w:rPr>
+              <w:t xml:space="preserve">. </w:t>
+            </w:r>
+            <w:r>
+              <w:rPr>
+                <w:b/>
+                <w:i w:val="0"/>
+                <w:sz w:val="18"/>
+              </w:rPr>
+              <w:t>Missing dual antiplatelet therapy in the first 6 weeks = 50% sudden in-stent restenosis.</w:t>
+            </w:r>
+            <w:r>
+              <w:rPr>
+                <w:b w:val="0"/>
+                <w:i w:val="0"/>
+                <w:sz w:val="18"/>
+              </w:rPr>
+              <w:t xml:space="preserve"> Bypass: mammary/radial </w:t>
+            </w:r>
+            <w:r>
+              <w:rPr>
+                <w:b/>
+                <w:i w:val="0"/>
+                <w:sz w:val="18"/>
+              </w:rPr>
+              <w:t>artery first</w:t>
+            </w:r>
+            <w:r>
+              <w:rPr>
+                <w:b w:val="0"/>
+                <w:i w:val="0"/>
+                <w:sz w:val="18"/>
+              </w:rPr>
+              <w:t>, saphenous vein if not.</w:t>
+            </w:r>
+          </w:p>
+        </w:tc>
+      </w:tr>
+      <w:tr>
+        <w:tc>
+          <w:tcPr>
+            <w:tcW w:type="dxa" w:w="5112"/>
+            <w:shd w:val="clear" w:color="auto" w:fill="F1EEEF"/>
+          </w:tcPr>
+          <w:p>
+            <w:pPr>
+              <w:spacing w:after="40"/>
+            </w:pPr>
+            <w:r>
+              <w:rPr>
+                <w:b/>
+                <w:sz w:val="18"/>
+              </w:rPr>
+            </w:r>
+            <w:r>
+              <w:rPr>
+                <w:b/>
+                <w:i w:val="0"/>
+                <w:sz w:val="18"/>
+              </w:rPr>
+              <w:t>★ After the infarct</w:t>
+            </w:r>
+          </w:p>
+        </w:tc>
+        <w:tc>
+          <w:tcPr>
+            <w:tcW w:type="dxa" w:w="5112"/>
+          </w:tcPr>
+          <w:p>
+            <w:pPr>
+              <w:spacing w:after="40"/>
+            </w:pPr>
+            <w:r>
+              <w:rPr>
+                <w:sz w:val="18"/>
+              </w:rPr>
+            </w:r>
+            <w:r>
+              <w:rPr>
+                <w:b/>
+                <w:i w:val="0"/>
+                <w:sz w:val="18"/>
+              </w:rPr>
+              <w:t>Beta blockers improve survival; calcium channel blockers do not</w:t>
+            </w:r>
+            <w:r>
+              <w:rPr>
+                <w:b w:val="0"/>
+                <w:i w:val="0"/>
+                <w:sz w:val="18"/>
+              </w:rPr>
+              <w:t xml:space="preserve"> (diltiazem/verapamil only with preserved function). High-intensity statin for every acute coronary syndrome before discharge; ACE (angiotensin-converting enzyme) inhibitor if reduced function; warfarin for large anterior infarcts. Dressler = pericarditis; cardiogenic shock more with left-sided.</w:t>
+            </w:r>
+          </w:p>
+        </w:tc>
+      </w:tr>
+      <w:tr>
+        <w:tc>
+          <w:tcPr>
+            <w:tcW w:type="dxa" w:w="5112"/>
+            <w:shd w:val="clear" w:color="auto" w:fill="F1EEEF"/>
+          </w:tcPr>
+          <w:p>
+            <w:pPr>
+              <w:spacing w:after="40"/>
+            </w:pPr>
+            <w:r>
+              <w:rPr>
+                <w:b/>
+                <w:sz w:val="18"/>
+              </w:rPr>
+            </w:r>
+            <w:r>
+              <w:rPr>
+                <w:b/>
+                <w:i w:val="0"/>
+                <w:sz w:val="18"/>
+              </w:rPr>
+              <w:t>★ Sudden cardiac death</w:t>
+            </w:r>
+          </w:p>
+        </w:tc>
+        <w:tc>
+          <w:tcPr>
+            <w:tcW w:type="dxa" w:w="5112"/>
+          </w:tcPr>
+          <w:p>
+            <w:pPr>
+              <w:spacing w:after="40"/>
+            </w:pPr>
+            <w:r>
+              <w:rPr>
+                <w:sz w:val="18"/>
+              </w:rPr>
+            </w:r>
+            <w:r>
+              <w:rPr>
+                <w:b w:val="0"/>
+                <w:i w:val="0"/>
+                <w:sz w:val="18"/>
+              </w:rPr>
+              <w:t xml:space="preserve">Most often </w:t>
+            </w:r>
+            <w:r>
+              <w:rPr>
+                <w:b/>
+                <w:i w:val="0"/>
+                <w:sz w:val="18"/>
+              </w:rPr>
+              <w:t>ventricular fibrillation</w:t>
+            </w:r>
+            <w:r>
+              <w:rPr>
+                <w:b w:val="0"/>
+                <w:i w:val="0"/>
+                <w:sz w:val="18"/>
+              </w:rPr>
+              <w:t xml:space="preserve">; the first sign of coronary disease in </w:t>
+            </w:r>
+            <w:r>
+              <w:rPr>
+                <w:b/>
+                <w:i w:val="0"/>
+                <w:sz w:val="18"/>
+              </w:rPr>
+              <w:t>over 20%</w:t>
+            </w:r>
+            <w:r>
+              <w:rPr>
+                <w:b w:val="0"/>
+                <w:i w:val="0"/>
+                <w:sz w:val="18"/>
+              </w:rPr>
+              <w:t>.</w:t>
+            </w:r>
+          </w:p>
+        </w:tc>
+      </w:tr>
+      <w:tr>
+        <w:tc>
+          <w:tcPr>
+            <w:tcW w:type="dxa" w:w="5112"/>
+            <w:shd w:val="clear" w:color="auto" w:fill="F1EEEF"/>
+          </w:tcPr>
+          <w:p>
+            <w:pPr>
+              <w:spacing w:after="40"/>
+            </w:pPr>
+            <w:r>
+              <w:rPr>
+                <w:b/>
+                <w:sz w:val="18"/>
+              </w:rPr>
+            </w:r>
+            <w:r>
+              <w:rPr>
+                <w:b/>
+                <w:i w:val="0"/>
+                <w:sz w:val="18"/>
+              </w:rPr>
+              <w:t>★ Vasospastic (Prinzmetal)</w:t>
+            </w:r>
+          </w:p>
+        </w:tc>
+        <w:tc>
+          <w:tcPr>
+            <w:tcW w:type="dxa" w:w="5112"/>
+          </w:tcPr>
+          <w:p>
+            <w:pPr>
+              <w:spacing w:after="40"/>
+            </w:pPr>
+            <w:r>
+              <w:rPr>
+                <w:sz w:val="18"/>
+              </w:rPr>
+            </w:r>
+            <w:r>
+              <w:rPr>
+                <w:b w:val="0"/>
+                <w:i w:val="0"/>
+                <w:sz w:val="18"/>
+              </w:rPr>
+              <w:t xml:space="preserve">Often &lt;50, smoker, </w:t>
+            </w:r>
+            <w:r>
+              <w:rPr>
+                <w:b/>
+                <w:i w:val="0"/>
+                <w:sz w:val="18"/>
+              </w:rPr>
+              <w:t>rest pain midnight–8 a.m.</w:t>
+            </w:r>
+            <w:r>
+              <w:rPr>
+                <w:b w:val="0"/>
+                <w:i w:val="0"/>
+                <w:sz w:val="18"/>
+              </w:rPr>
+              <w:t xml:space="preserve">, 5–15 min, transient ST elevation, normal coronaries. </w:t>
+            </w:r>
+            <w:r>
+              <w:rPr>
+                <w:b/>
+                <w:i w:val="0"/>
+                <w:sz w:val="18"/>
+              </w:rPr>
+              <w:t>Gold standard: ergonovine/acetylcholine at angiography</w:t>
+            </w:r>
+            <w:r>
+              <w:rPr>
+                <w:b w:val="0"/>
+                <w:i w:val="0"/>
+                <w:sz w:val="18"/>
+              </w:rPr>
+              <w:t xml:space="preserve">, relieved by nitroglycerin. </w:t>
+            </w:r>
+            <w:r>
+              <w:rPr>
+                <w:b/>
+                <w:i w:val="0"/>
+                <w:sz w:val="18"/>
+              </w:rPr>
+              <w:t>Calcium channel blocker first-line</w:t>
+            </w:r>
+            <w:r>
+              <w:rPr>
+                <w:b w:val="0"/>
+                <w:i w:val="0"/>
+                <w:sz w:val="18"/>
+              </w:rPr>
+              <w:t xml:space="preserve">; avoid </w:t>
+            </w:r>
+            <w:r>
+              <w:rPr>
+                <w:b/>
+                <w:i w:val="0"/>
+                <w:sz w:val="18"/>
+              </w:rPr>
+              <w:t>nonselective</w:t>
+            </w:r>
+            <w:r>
+              <w:rPr>
+                <w:b w:val="0"/>
+                <w:i w:val="0"/>
+                <w:sz w:val="18"/>
+              </w:rPr>
+              <w:t xml:space="preserve"> beta blockers, aspirin, triptans.</w:t>
+            </w:r>
+          </w:p>
+        </w:tc>
+      </w:tr>
+      <w:tr>
+        <w:tc>
+          <w:tcPr>
+            <w:tcW w:type="dxa" w:w="5112"/>
+            <w:shd w:val="clear" w:color="auto" w:fill="F1EEEF"/>
+          </w:tcPr>
+          <w:p>
+            <w:pPr>
+              <w:spacing w:after="40"/>
+            </w:pPr>
+            <w:r>
+              <w:rPr>
+                <w:b/>
+                <w:sz w:val="18"/>
+              </w:rPr>
+            </w:r>
+            <w:r>
+              <w:rPr>
+                <w:b/>
+                <w:i w:val="0"/>
+                <w:sz w:val="18"/>
+              </w:rPr>
+              <w:t>Microvascular angina</w:t>
+            </w:r>
+          </w:p>
+        </w:tc>
+        <w:tc>
+          <w:tcPr>
+            <w:tcW w:type="dxa" w:w="5112"/>
+          </w:tcPr>
+          <w:p>
+            <w:pPr>
+              <w:spacing w:after="40"/>
+            </w:pPr>
+            <w:r>
+              <w:rPr>
+                <w:sz w:val="18"/>
+              </w:rPr>
+            </w:r>
+            <w:r>
+              <w:rPr>
+                <w:b w:val="0"/>
+                <w:i w:val="0"/>
+                <w:sz w:val="18"/>
+              </w:rPr>
+              <w:t xml:space="preserve">Formerly cardiac syndrome X: angina + ST changes, </w:t>
+            </w:r>
+            <w:r>
+              <w:rPr>
+                <w:b/>
+                <w:i w:val="0"/>
+                <w:sz w:val="18"/>
+              </w:rPr>
+              <w:t>normal coronaries</w:t>
+            </w:r>
+            <w:r>
+              <w:rPr>
+                <w:b w:val="0"/>
+                <w:i w:val="0"/>
+                <w:sz w:val="18"/>
+              </w:rPr>
+              <w:t>, women, stress; diagnosis of exclusion (needs angiography); treated like coronary disease.</w:t>
             </w:r>
           </w:p>
         </w:tc>

--- a/Clinical Medicine and Surgery I Exam 4/cms-exam-4-cram-sheet.docx
+++ b/Clinical Medicine and Surgery I Exam 4/cms-exam-4-cram-sheet.docx
@@ -9136,7 +9136,23 @@
                 <w:i w:val="0"/>
                 <w:sz w:val="18"/>
               </w:rPr>
-              <w:t xml:space="preserve"> (root dilation, dissection). Chronic, preserved fraction → </w:t>
+              <w:t xml:space="preserve"> (root dilation, dissection) and shows the </w:t>
+            </w:r>
+            <w:r>
+              <w:rPr>
+                <w:b/>
+                <w:i w:val="0"/>
+                <w:sz w:val="18"/>
+              </w:rPr>
+              <w:t>anterior mitral leaflet fluttering</w:t>
+            </w:r>
+            <w:r>
+              <w:rPr>
+                <w:b w:val="0"/>
+                <w:i w:val="0"/>
+                <w:sz w:val="18"/>
+              </w:rPr>
+              <w:t xml:space="preserve"> (the slide is right; “aortic leaflet” said in class is not). Chronic, preserved fraction → </w:t>
             </w:r>
             <w:r>
               <w:rPr>
@@ -9258,7 +9274,7 @@
                 <w:i w:val="0"/>
                 <w:sz w:val="18"/>
               </w:rPr>
-              <w:t xml:space="preserve">, bell, left side. Severe = </w:t>
+              <w:t xml:space="preserve">, bell, left side; softer with Valsalva (slide 38’s “increased” is wrong). Severe = </w:t>
             </w:r>
             <w:r>
               <w:rPr>
@@ -9664,15 +9680,15 @@
                 <w:i w:val="0"/>
                 <w:sz w:val="18"/>
               </w:rPr>
-              <w:t>Iatrogenic = most common</w:t>
-            </w:r>
-            <w:r>
-              <w:rPr>
-                <w:b w:val="0"/>
-                <w:i w:val="0"/>
-                <w:sz w:val="18"/>
-              </w:rPr>
-              <w:t xml:space="preserve"> (after valvotomy / valvuloplasty for outflow obstruction); pulmonary hypertension = the high-pressure cause. </w:t>
+              <w:t>Iatrogenic = most common cause of SIGNIFICANT regurgitation</w:t>
+            </w:r>
+            <w:r>
+              <w:rPr>
+                <w:b w:val="0"/>
+                <w:i w:val="0"/>
+                <w:sz w:val="18"/>
+              </w:rPr>
+              <w:t xml:space="preserve"> (after valvotomy / valvuloplasty for outflow obstruction); pulmonary hypertension = the high-pressure cause, commonest overall (usually mild). </w:t>
             </w:r>
             <w:r>
               <w:rPr>
@@ -10048,7 +10064,23 @@
                 <w:i w:val="0"/>
                 <w:sz w:val="18"/>
               </w:rPr>
-              <w:t>Pig or cow tissue → no anticoagulation beyond the immediate postoperative period; preferred when anticoagulation is contraindicated. (Valve type by age on slide 74 is unsettled — not learned.)</w:t>
+              <w:t xml:space="preserve">Pig or cow tissue → no anticoagulation beyond the immediate postoperative period; preferred when anticoagulation is contraindicated. By age: </w:t>
+            </w:r>
+            <w:r>
+              <w:rPr>
+                <w:b/>
+                <w:i w:val="0"/>
+                <w:sz w:val="18"/>
+              </w:rPr>
+              <w:t>mechanical if younger, bioprosthetic / transcatheter if older</w:t>
+            </w:r>
+            <w:r>
+              <w:rPr>
+                <w:b w:val="0"/>
+                <w:i w:val="0"/>
+                <w:sz w:val="18"/>
+              </w:rPr>
+              <w:t xml:space="preserve"> (slide 74’s cut-offs are reversed; no age is keyed).</w:t>
             </w:r>
           </w:p>
         </w:tc>

--- a/Clinical Medicine and Surgery I Exam 4/cms-exam-4-cram-sheet.docx
+++ b/Clinical Medicine and Surgery I Exam 4/cms-exam-4-cram-sheet.docx
@@ -11626,15 +11626,15 @@
                 <w:i w:val="0"/>
                 <w:sz w:val="18"/>
               </w:rPr>
-              <w:t>Missing dual antiplatelet therapy in the first 6 weeks = 50% sudden in-stent restenosis.</w:t>
-            </w:r>
-            <w:r>
-              <w:rPr>
-                <w:b w:val="0"/>
-                <w:i w:val="0"/>
-                <w:sz w:val="18"/>
-              </w:rPr>
-              <w:t xml:space="preserve"> Bypass: mammary/radial </w:t>
+              <w:t>Stopping dual antiplatelet therapy in the first 6 weeks → sudden stent THROMBOSIS</w:t>
+            </w:r>
+            <w:r>
+              <w:rPr>
+                <w:b w:val="0"/>
+                <w:i w:val="0"/>
+                <w:sz w:val="18"/>
+              </w:rPr>
+              <w:t xml:space="preserve"> (the slide’s “50% sudden in-stent restenosis” is wrong on both counts). Bypass: mammary/radial </w:t>
             </w:r>
             <w:r>
               <w:rPr>

--- a/Clinical Medicine and Surgery I Exam 4/cms-exam-4-cram-sheet.docx
+++ b/Clinical Medicine and Surgery I Exam 4/cms-exam-4-cram-sheet.docx
@@ -8062,7 +8062,7 @@
                 <w:i w:val="0"/>
                 <w:sz w:val="18"/>
               </w:rPr>
-              <w:t xml:space="preserve"> (slide wins over the spoken 10%), soluble fiber 20–30 g, plant stanols, lose 5–10%, 30 minutes activity, stop smoking. </w:t>
+              <w:t xml:space="preserve"> (the course figure; his spoken 10% is the looser Dietary Guidelines limit), soluble fiber 20–30 g, plant stanols, lose 5–10%, 30 minutes activity, stop smoking. </w:t>
             </w:r>
             <w:r>
               <w:rPr>
@@ -13586,7 +13586,7 @@
                 <w:i w:val="0"/>
                 <w:sz w:val="18"/>
               </w:rPr>
-              <w:t xml:space="preserve"> (the slide wins over the spoken “under a year”). After an acute event with fraction &lt;35%: wearable vest → optimize + rehab → recheck echo.</w:t>
+              <w:t xml:space="preserve"> (the slide is right; he said “under a year”). After an acute event with fraction &lt;35%: wearable vest → optimize + rehab → recheck echo.</w:t>
             </w:r>
           </w:p>
         </w:tc>

--- a/Clinical Medicine and Surgery I Exam 4/cms-exam-4-cram-sheet.docx
+++ b/Clinical Medicine and Surgery I Exam 4/cms-exam-4-cram-sheet.docx
@@ -6484,7 +6484,7 @@
                 <w:i w:val="0"/>
                 <w:sz w:val="18"/>
               </w:rPr>
-              <w:t xml:space="preserve">, then fuel if triglyceride is still &gt;200. </w:t>
+              <w:t xml:space="preserve">; a fuel-tanker drug (fibrate) waits for triglyceride ≥500 under the 2018 guideline (he taught &gt;200). </w:t>
             </w:r>
             <w:r>
               <w:rPr>
@@ -7046,15 +7046,15 @@
                 <w:i w:val="0"/>
                 <w:sz w:val="18"/>
               </w:rPr>
-              <w:t>fibrate and/or niacin</w:t>
-            </w:r>
-            <w:r>
-              <w:rPr>
-                <w:b w:val="0"/>
-                <w:i w:val="0"/>
-                <w:sz w:val="18"/>
-              </w:rPr>
-              <w:t>. Take an alcohol history.</w:t>
+              <w:t>fibrate</w:t>
+            </w:r>
+            <w:r>
+              <w:rPr>
+                <w:b w:val="0"/>
+                <w:i w:val="0"/>
+                <w:sz w:val="18"/>
+              </w:rPr>
+              <w:t xml:space="preserve"> (slide adds niacin; 2018 does not). Take an alcohol history.</w:t>
             </w:r>
           </w:p>
         </w:tc>
@@ -7724,7 +7724,39 @@
                 <w:i w:val="0"/>
                 <w:sz w:val="18"/>
               </w:rPr>
-              <w:t>“Address the LDLs, then address the triglycerides.” If triglyceride stays &gt;200 after the LDL target, add triglyceride treatment. 200–499: intensify LDL drugs and/or add fibrate or niacin. Non-HDL = total − HDL.</w:t>
+              <w:t xml:space="preserve">“Address the LDLs, then address the triglycerides.” 2018 guideline: triglyceride 175–499 → lifestyle, secondary causes, </w:t>
+            </w:r>
+            <w:r>
+              <w:rPr>
+                <w:b/>
+                <w:i w:val="0"/>
+                <w:sz w:val="18"/>
+              </w:rPr>
+              <w:t>intensify the statin</w:t>
+            </w:r>
+            <w:r>
+              <w:rPr>
+                <w:b w:val="0"/>
+                <w:i w:val="0"/>
+                <w:sz w:val="18"/>
+              </w:rPr>
+              <w:t xml:space="preserve">; </w:t>
+            </w:r>
+            <w:r>
+              <w:rPr>
+                <w:b/>
+                <w:i w:val="0"/>
+                <w:sz w:val="18"/>
+              </w:rPr>
+              <w:t>fibrate only at ≥500</w:t>
+            </w:r>
+            <w:r>
+              <w:rPr>
+                <w:b w:val="0"/>
+                <w:i w:val="0"/>
+                <w:sz w:val="18"/>
+              </w:rPr>
+              <w:t xml:space="preserve"> (pancreatitis). He taught “&gt;200 after the LDL goal → fibrate or niacin” (older ATP III rule). Non-HDL = total − HDL.</w:t>
             </w:r>
           </w:p>
         </w:tc>
@@ -9750,11 +9782,35 @@
             </w:r>
             <w:r>
               <w:rPr>
-                <w:b w:val="0"/>
-                <w:i w:val="0"/>
-                <w:sz w:val="18"/>
-              </w:rPr>
-              <w:t xml:space="preserve">Rheumatic worldwide, congenital in the US; women. Right atrium → right ventricle blocked. </w:t>
+                <w:b/>
+                <w:i w:val="0"/>
+                <w:sz w:val="18"/>
+              </w:rPr>
+              <w:t>Rheumatic</w:t>
+            </w:r>
+            <w:r>
+              <w:rPr>
+                <w:b w:val="0"/>
+                <w:i w:val="0"/>
+                <w:sz w:val="18"/>
+              </w:rPr>
+              <w:t xml:space="preserve"> (with mitral disease), </w:t>
+            </w:r>
+            <w:r>
+              <w:rPr>
+                <w:b/>
+                <w:i w:val="0"/>
+                <w:sz w:val="18"/>
+              </w:rPr>
+              <w:t>carcinoid</w:t>
+            </w:r>
+            <w:r>
+              <w:rPr>
+                <w:b w:val="0"/>
+                <w:i w:val="0"/>
+                <w:sz w:val="18"/>
+              </w:rPr>
+              <w:t xml:space="preserve">; women. (Slide’s “congenital in the US” is wrong.) Right atrium → right ventricle blocked. </w:t>
             </w:r>
             <w:r>
               <w:rPr>
@@ -11014,23 +11070,23 @@
                 <w:i w:val="0"/>
                 <w:sz w:val="18"/>
               </w:rPr>
-              <w:t xml:space="preserve">. ST-elevation: &gt;1 mm in ≥2 consecutive leads; </w:t>
-            </w:r>
-            <w:r>
-              <w:rPr>
-                <w:b/>
-                <w:i w:val="0"/>
-                <w:sz w:val="18"/>
-              </w:rPr>
-              <w:t>new left bundle branch block = equivalent</w:t>
-            </w:r>
-            <w:r>
-              <w:rPr>
-                <w:b w:val="0"/>
-                <w:i w:val="0"/>
-                <w:sz w:val="18"/>
-              </w:rPr>
-              <w:t>.</w:t>
+              <w:t xml:space="preserve">. ST-elevation: &gt;1 mm in ≥2 consecutive leads; new left bundle branch block counts </w:t>
+            </w:r>
+            <w:r>
+              <w:rPr>
+                <w:b/>
+                <w:i w:val="0"/>
+                <w:sz w:val="18"/>
+              </w:rPr>
+              <w:t>only with ongoing ischemia or instability</w:t>
+            </w:r>
+            <w:r>
+              <w:rPr>
+                <w:b w:val="0"/>
+                <w:i w:val="0"/>
+                <w:sz w:val="18"/>
+              </w:rPr>
+              <w:t xml:space="preserve"> (he taught it as an equivalent).</w:t>
             </w:r>
           </w:p>
         </w:tc>
@@ -11708,7 +11764,7 @@
                 <w:i w:val="0"/>
                 <w:sz w:val="18"/>
               </w:rPr>
-              <w:t xml:space="preserve"> (diltiazem/verapamil only with preserved function). High-intensity statin for every acute coronary syndrome before discharge; ACE (angiotensin-converting enzyme) inhibitor if reduced function; warfarin for large anterior infarcts. Dressler = pericarditis; cardiogenic shock more with left-sided.</w:t>
+              <w:t xml:space="preserve"> (diltiazem/verapamil: angina or rate control only, no mortality benefit; avoid in reduced ejection fraction). High-intensity statin for every acute coronary syndrome before discharge; ACE (angiotensin-converting enzyme) inhibitor if reduced function; warfarin only for an akinetic apex or left ventricular thrombus (slide: all large anterior infarcts). Dressler = pericarditis; cardiogenic shock more with left-sided.</w:t>
             </w:r>
           </w:p>
         </w:tc>

--- a/Clinical Medicine and Surgery I Exam 4/cms-exam-4-cram-sheet.docx
+++ b/Clinical Medicine and Surgery I Exam 4/cms-exam-4-cram-sheet.docx
@@ -11756,7 +11756,23 @@
                 <w:i w:val="0"/>
                 <w:sz w:val="18"/>
               </w:rPr>
-              <w:t>Beta blockers improve survival; calcium channel blockers do not</w:t>
+              <w:t>Beta blockers improve survival with a reduced ejection fraction</w:t>
+            </w:r>
+            <w:r>
+              <w:rPr>
+                <w:b w:val="0"/>
+                <w:i w:val="0"/>
+                <w:sz w:val="18"/>
+              </w:rPr>
+              <w:t xml:space="preserve"> (not established if preserved; the deck says “across the board”); </w:t>
+            </w:r>
+            <w:r>
+              <w:rPr>
+                <w:b/>
+                <w:i w:val="0"/>
+                <w:sz w:val="18"/>
+              </w:rPr>
+              <w:t>calcium channel blockers do not</w:t>
             </w:r>
             <w:r>
               <w:rPr>

--- a/Clinical Medicine and Surgery I Exam 4/cms-exam-4-cram-sheet.docx
+++ b/Clinical Medicine and Surgery I Exam 4/cms-exam-4-cram-sheet.docx
@@ -7580,7 +7580,23 @@
                 <w:i w:val="0"/>
                 <w:sz w:val="18"/>
               </w:rPr>
-              <w:t xml:space="preserve"> (non-fasting), again in late adolescence; from 2 with a family history. Total cholesterol and HDL need no fast; triglyceride and calculated LDL need 9–12 hours.</w:t>
+              <w:t xml:space="preserve"> (non-fasting), again in late adolescence; from 2 with a family history. </w:t>
+            </w:r>
+            <w:r>
+              <w:rPr>
+                <w:b/>
+                <w:i w:val="0"/>
+                <w:sz w:val="18"/>
+              </w:rPr>
+              <w:t>2018: a non-fasting full panel is fine for screening</w:t>
+            </w:r>
+            <w:r>
+              <w:rPr>
+                <w:b w:val="0"/>
+                <w:i w:val="0"/>
+                <w:sz w:val="18"/>
+              </w:rPr>
+              <w:t>; fast only if triglyceride ≥400 (slide: triglyceride and calculated LDL need 9–12 hours).</w:t>
             </w:r>
           </w:p>
         </w:tc>

--- a/Clinical Medicine and Surgery I Exam 4/cms-exam-4-cram-sheet.docx
+++ b/Clinical Medicine and Surgery I Exam 4/cms-exam-4-cram-sheet.docx
@@ -3576,7 +3576,7 @@
                 <w:i w:val="0"/>
                 <w:sz w:val="18"/>
               </w:rPr>
-              <w:t xml:space="preserve"> pregnancy, prior angioedema, bilateral renal artery stenosis.</w:t>
+              <w:t xml:space="preserve"> pregnancy, bilateral renal artery stenosis. After angioedema from an ACE inhibitor, do not give an ACE inhibitor again; an ARB can be used with caution (the slide lists prior angioedema under avoid).</w:t>
             </w:r>
           </w:p>
         </w:tc>
@@ -5246,23 +5246,23 @@
                 <w:i w:val="0"/>
                 <w:sz w:val="18"/>
               </w:rPr>
-              <w:t xml:space="preserve">; systolic </w:t>
-            </w:r>
-            <w:r>
-              <w:rPr>
-                <w:b/>
-                <w:i w:val="0"/>
-                <w:sz w:val="18"/>
-              </w:rPr>
-              <w:t>&gt;30</w:t>
-            </w:r>
-            <w:r>
-              <w:rPr>
-                <w:b w:val="0"/>
-                <w:i w:val="0"/>
-                <w:sz w:val="18"/>
-              </w:rPr>
-              <w:t xml:space="preserve"> with elevated baseline or supine hypertension. One criterion is enough (spoken). </w:t>
+              <w:t xml:space="preserve">; with supine hypertension many use a systolic fall of </w:t>
+            </w:r>
+            <w:r>
+              <w:rPr>
+                <w:b/>
+                <w:i w:val="0"/>
+                <w:sz w:val="18"/>
+              </w:rPr>
+              <w:t>30 or more</w:t>
+            </w:r>
+            <w:r>
+              <w:rPr>
+                <w:b w:val="0"/>
+                <w:i w:val="0"/>
+                <w:sz w:val="18"/>
+              </w:rPr>
+              <w:t xml:space="preserve"> instead (the slide says &gt;30 with elevated baseline), but the standard 20/10 criteria still apply. One criterion is enough (spoken). </w:t>
             </w:r>
             <w:r>
               <w:rPr>
@@ -5916,15 +5916,31 @@
                 <w:i w:val="0"/>
                 <w:sz w:val="18"/>
               </w:rPr>
-              <w:t xml:space="preserve">Heart rate rise </w:t>
-            </w:r>
-            <w:r>
-              <w:rPr>
-                <w:b/>
-                <w:i w:val="0"/>
-                <w:sz w:val="18"/>
-              </w:rPr>
-              <w:t>&gt;30 or above 120 within 10 minutes</w:t>
+              <w:t xml:space="preserve">Sustained heart rate rise of </w:t>
+            </w:r>
+            <w:r>
+              <w:rPr>
+                <w:b/>
+                <w:i w:val="0"/>
+                <w:sz w:val="18"/>
+              </w:rPr>
+              <w:t>30 or more within 10 minutes</w:t>
+            </w:r>
+            <w:r>
+              <w:rPr>
+                <w:b w:val="0"/>
+                <w:i w:val="0"/>
+                <w:sz w:val="18"/>
+              </w:rPr>
+              <w:t xml:space="preserve"> of standing, </w:t>
+            </w:r>
+            <w:r>
+              <w:rPr>
+                <w:b/>
+                <w:i w:val="0"/>
+                <w:sz w:val="18"/>
+              </w:rPr>
+              <w:t>without orthostatic hypotension</w:t>
             </w:r>
             <w:r>
               <w:rPr>
@@ -5948,7 +5964,7 @@
                 <w:i w:val="0"/>
                 <w:sz w:val="18"/>
               </w:rPr>
-              <w:t xml:space="preserve">); improves lying down. Ages 15–50, women &gt; men, Ehlers-Danlos. </w:t>
+              <w:t xml:space="preserve">); symptoms improve lying down. The slide also counts a rate above 120, an older criterion. Ages 15–50, women &gt; men, Ehlers-Danlos. </w:t>
             </w:r>
             <w:r>
               <w:rPr>
@@ -5964,7 +5980,7 @@
                 <w:i w:val="0"/>
                 <w:sz w:val="18"/>
               </w:rPr>
-              <w:t>: sensitivity 40% (negative tells little), specificity &gt;80%. Water + salt; fludrocortisone. (Deck: “positional”.)</w:t>
+              <w:t>: sensitivity 40% (negative tells little), specificity &gt;80%. Water + salt first; fludrocortisone is one drug option. (Deck: “positional”.)</w:t>
             </w:r>
           </w:p>
         </w:tc>
@@ -6136,7 +6152,7 @@
                 <w:i w:val="0"/>
                 <w:sz w:val="18"/>
               </w:rPr>
-              <w:t xml:space="preserve">: best with postural tachycardia syndrome; avoid in heart failure (salt and water retention). </w:t>
+              <w:t xml:space="preserve">: raises blood volume, so used in postural tachycardia syndrome and in neurogenic orthostatic hypotension (the slide pairs it with the syndrome; it is one drug option, not the drug for it); avoid in heart failure (salt and water retention). </w:t>
             </w:r>
             <w:r>
               <w:rPr>
@@ -6152,7 +6168,7 @@
                 <w:i w:val="0"/>
                 <w:sz w:val="18"/>
               </w:rPr>
-              <w:t>: mild, better with supine hypertension, adjunct.</w:t>
+              <w:t>: mild, adjunct; like midodrine it can cause or worsen supine hypertension (the slide says “better with supine hypertension”).</w:t>
             </w:r>
           </w:p>
         </w:tc>
@@ -7104,7 +7120,7 @@
                 <w:i w:val="0"/>
                 <w:sz w:val="18"/>
               </w:rPr>
-              <w:t xml:space="preserve">Two mutant LDL-receptor alleles; 1 in 1 million; </w:t>
+              <w:t xml:space="preserve">Two mutant LDL-receptor alleles; about 1 in 1 million (the classic figure; newer estimates are closer to 1 in 300,000); </w:t>
             </w:r>
             <w:r>
               <w:rPr>
@@ -7128,15 +7144,31 @@
                 <w:i w:val="0"/>
                 <w:sz w:val="18"/>
               </w:rPr>
-              <w:t>Skin biopsy</w:t>
-            </w:r>
-            <w:r>
-              <w:rPr>
-                <w:b w:val="0"/>
-                <w:i w:val="0"/>
-                <w:sz w:val="18"/>
-              </w:rPr>
-              <w:t xml:space="preserve"> (receptor activity) confirms. </w:t>
+              <w:t>Genetic testing</w:t>
+            </w:r>
+            <w:r>
+              <w:rPr>
+                <w:b w:val="0"/>
+                <w:i w:val="0"/>
+                <w:sz w:val="18"/>
+              </w:rPr>
+              <w:t xml:space="preserve"> for LDL-receptor gene mutations confirms; the classic test, </w:t>
+            </w:r>
+            <w:r>
+              <w:rPr>
+                <w:b/>
+                <w:i w:val="0"/>
+                <w:sz w:val="18"/>
+              </w:rPr>
+              <w:t>skin biopsy</w:t>
+            </w:r>
+            <w:r>
+              <w:rPr>
+                <w:b w:val="0"/>
+                <w:i w:val="0"/>
+                <w:sz w:val="18"/>
+              </w:rPr>
+              <w:t xml:space="preserve"> (receptor activity), is rarely used now (the slide gives the biopsy). </w:t>
             </w:r>
             <w:r>
               <w:rPr>
@@ -7400,7 +7432,7 @@
                 <w:i w:val="0"/>
                 <w:sz w:val="18"/>
               </w:rPr>
-              <w:t>Any 3: waist &gt;40 in men / &gt;35 in women; triglyceride &gt;150; HDL &lt;40 men / &lt;50 women; blood pressure &gt;130/&gt;85; fasting glucose &gt;110. Lifestyle first.</w:t>
+              <w:t>Any 3: waist &gt;40 in men / &gt;35 in women; triglyceride &gt;150; HDL &lt;40 men / &lt;50 women; blood pressure &gt;130/&gt;85; fasting glucose &gt;110 (the slide gives 110; current harmonized criteria use 100 or higher). Lifestyle first.</w:t>
             </w:r>
           </w:p>
         </w:tc>
@@ -7830,7 +7862,7 @@
                 <w:i w:val="0"/>
                 <w:sz w:val="18"/>
               </w:rPr>
-              <w:t xml:space="preserve"> (↓25–63%; monitor lipids, liver function, creatine kinase). </w:t>
+              <w:t xml:space="preserve"> (↓25–63%; a baseline liver enzyme, then repeat lipids to judge response; creatine kinase or liver tests only if symptoms appear — the slide says to monitor lipids, liver function and creatine kinase). </w:t>
             </w:r>
             <w:r>
               <w:rPr>
@@ -9036,7 +9068,7 @@
                 <w:i w:val="0"/>
                 <w:sz w:val="18"/>
               </w:rPr>
-              <w:t xml:space="preserve">. Surgery: severe + symptomatic systolic dysfunction, or bicuspid → transcatheter replacement; children / young adults → balloon valvuloplasty. </w:t>
+              <w:t xml:space="preserve">. Valve replacement: severe + symptoms, whatever the ejection fraction, or severe without symptoms once the ejection fraction falls below 50% (the slide says symptomatic systolic dysfunction, or bicuspid; bicuspid is a cause, not an indication) → transcatheter replacement; children / young adults → balloon valvuloplasty. </w:t>
             </w:r>
             <w:r>
               <w:rPr>
@@ -9338,7 +9370,7 @@
                 <w:i w:val="0"/>
                 <w:sz w:val="18"/>
               </w:rPr>
-              <w:t>. Loop diuretic → balloon valvotomy.</w:t>
+              <w:t xml:space="preserve"> (classic teaching and the slide; current guidelines call an area of 1.5 or less severe and 1.0 or less very severe). Loop diuretic → balloon valvotomy.</w:t>
             </w:r>
           </w:p>
         </w:tc>
@@ -9420,7 +9452,7 @@
                 <w:i w:val="0"/>
                 <w:sz w:val="18"/>
               </w:rPr>
-              <w:t>. Surgery: ejection fraction &lt;60% or end-systolic dimension &gt;40 mm → clip, transcatheter or surgical replacement.</w:t>
+              <w:t>. Surgery: severe with symptoms, or without symptoms once the ejection fraction is 60% or less or the end-systolic dimension 40 mm or more (the slide gives &lt;60% and &gt;40 mm) → clip, transcatheter or surgical replacement.</w:t>
             </w:r>
           </w:p>
         </w:tc>
@@ -9736,7 +9768,7 @@
                 <w:i w:val="0"/>
                 <w:sz w:val="18"/>
               </w:rPr>
-              <w:t xml:space="preserve"> (after valvotomy / valvuloplasty for outflow obstruction); pulmonary hypertension = the high-pressure cause, commonest overall (usually mild). </w:t>
+              <w:t xml:space="preserve"> (after valvotomy / valvuloplasty for outflow obstruction); pulmonary hypertension = the high-pressure cause, commonest overall (usually mild). Brief early diastolic decrescendo, 2nd left space; from pulmonary hypertension it is high-pitched and called the </w:t>
             </w:r>
             <w:r>
               <w:rPr>
@@ -9752,7 +9784,7 @@
                 <w:i w:val="0"/>
                 <w:sz w:val="18"/>
               </w:rPr>
-              <w:t>: brief early diastolic decrescendo, 2nd left space. Usually incidental. Treat the cause; refer on echo or right heart failure.</w:t>
+              <w:t xml:space="preserve"> murmur. Usually incidental. Treat the cause; refer on echo or right heart failure.</w:t>
             </w:r>
           </w:p>
         </w:tc>
@@ -10086,7 +10118,7 @@
                 <w:i w:val="0"/>
                 <w:sz w:val="18"/>
               </w:rPr>
-              <w:t>.</w:t>
+              <w:t xml:space="preserve"> if clot risk is higher (any mitral valve, an older-generation valve, or an aortic valve with atrial fibrillation, prior clot or a low ejection fraction); a bileaflet mechanical aortic valve with none of those usually needs no bridge.</w:t>
             </w:r>
           </w:p>
         </w:tc>
@@ -10394,7 +10426,7 @@
                 <w:i w:val="0"/>
                 <w:sz w:val="18"/>
               </w:rPr>
-              <w:t xml:space="preserve"> → complete heart block. </w:t>
+              <w:t xml:space="preserve"> → complete heart block, typically in an inferior infarct (a large anterior infarct can cause it too, a worse sign). </w:t>
             </w:r>
             <w:r>
               <w:rPr>
@@ -10964,7 +10996,7 @@
                 <w:i w:val="0"/>
                 <w:sz w:val="18"/>
               </w:rPr>
-              <w:t xml:space="preserve">Most common; with exertion, relieved by rest + nitroglycerin. Stress-test T-wave inversion; </w:t>
+              <w:t xml:space="preserve">Most common; with exertion, relieved by rest + nitroglycerin. Stress-test ST depression (the slide says T-wave inversion); </w:t>
             </w:r>
             <w:r>
               <w:rPr>
@@ -10980,15 +11012,23 @@
                 <w:i w:val="0"/>
                 <w:sz w:val="18"/>
               </w:rPr>
-              <w:t xml:space="preserve">. Beta blocker (calcium channel blocker if contraindicated), statin, aspirin ± clopidogrel. </w:t>
-            </w:r>
-            <w:r>
-              <w:rPr>
-                <w:b/>
-                <w:i w:val="0"/>
-                <w:sz w:val="18"/>
-              </w:rPr>
-              <w:t>Call emergency medical services if unimproved 5 min after one dose or after 3 doses.</w:t>
+              <w:t xml:space="preserve">. Beta blocker (calcium channel blocker if contraindicated), statin, aspirin (clopidogrel instead if aspirin cannot be taken; the pair is for acute coronary syndrome or a stent, not routine in chronic stable angina). </w:t>
+            </w:r>
+            <w:r>
+              <w:rPr>
+                <w:b/>
+                <w:i w:val="0"/>
+                <w:sz w:val="18"/>
+              </w:rPr>
+              <w:t>Call emergency medical services if not better 5 min after the first dose</w:t>
+            </w:r>
+            <w:r>
+              <w:rPr>
+                <w:b w:val="0"/>
+                <w:i w:val="0"/>
+                <w:sz w:val="18"/>
+              </w:rPr>
+              <w:t>; further doses every 5 min, up to three, while waiting (waiting for three failed doses is too late).</w:t>
             </w:r>
           </w:p>
         </w:tc>
@@ -11608,7 +11648,7 @@
                 <w:i w:val="0"/>
                 <w:sz w:val="18"/>
               </w:rPr>
-              <w:t>Absolute: active bleeding, major surgery/trauma 4 weeks, hemorrhagic stroke in the previous year, unknown stroke 6 weeks, pregnancy, uncontrolled &gt;190/100.</w:t>
+              <w:t>Absolute: active bleeding, major surgery/trauma 4 weeks, any previous intracranial hemorrhage, ischemic stroke within 3 months (the slide gives hemorrhagic stroke in the previous year and unknown stroke 6 weeks), pregnancy, uncontrolled &gt;190/100.</w:t>
             </w:r>
           </w:p>
         </w:tc>
@@ -11682,15 +11722,15 @@
                 <w:i w:val="0"/>
                 <w:sz w:val="18"/>
               </w:rPr>
-              <w:t>percutaneous coronary intervention = stent</w:t>
-            </w:r>
-            <w:r>
-              <w:rPr>
-                <w:b w:val="0"/>
-                <w:i w:val="0"/>
-                <w:sz w:val="18"/>
-              </w:rPr>
-              <w:t xml:space="preserve">. </w:t>
+              <w:t>percutaneous coronary intervention = the umbrella term</w:t>
+            </w:r>
+            <w:r>
+              <w:rPr>
+                <w:b w:val="0"/>
+                <w:i w:val="0"/>
+                <w:sz w:val="18"/>
+              </w:rPr>
+              <w:t xml:space="preserve"> for any catheter-based coronary treatment (balloon angioplasty, atherectomy, stenting; the slide defines it as stent placement). </w:t>
             </w:r>
             <w:r>
               <w:rPr>
@@ -11722,7 +11762,7 @@
                 <w:i w:val="0"/>
                 <w:sz w:val="18"/>
               </w:rPr>
-              <w:t>, saphenous vein if not.</w:t>
+              <w:t>; a saphenous vein is also commonly used, especially for additional vessels or when an artery cannot be used.</w:t>
             </w:r>
           </w:p>
         </w:tc>
@@ -11992,7 +12032,7 @@
                 <w:i w:val="0"/>
                 <w:sz w:val="18"/>
               </w:rPr>
-              <w:t xml:space="preserve"> beta blockers, aspirin, triptans.</w:t>
+              <w:t xml:space="preserve"> beta blockers and triptans; high-dose aspirin may worsen spasm, low-dose is usually continued, especially with coronary disease (the slide says avoid aspirin).</w:t>
             </w:r>
           </w:p>
         </w:tc>
@@ -12266,23 +12306,23 @@
                 <w:i w:val="0"/>
                 <w:sz w:val="18"/>
               </w:rPr>
-              <w:t xml:space="preserve"> (not “decompensated”), calcium channel blockers = </w:t>
-            </w:r>
-            <w:r>
-              <w:rPr>
-                <w:b/>
-                <w:i w:val="0"/>
-                <w:sz w:val="18"/>
-              </w:rPr>
-              <w:t>avoid</w:t>
-            </w:r>
-            <w:r>
-              <w:rPr>
-                <w:b w:val="0"/>
-                <w:i w:val="0"/>
-                <w:sz w:val="18"/>
-              </w:rPr>
-              <w:t xml:space="preserve"> (no subclass ranking), beta blockers by </w:t>
+              <w:t xml:space="preserve"> (not “decompensated”), calcium channel blockers: </w:t>
+            </w:r>
+            <w:r>
+              <w:rPr>
+                <w:b/>
+                <w:i w:val="0"/>
+                <w:sz w:val="18"/>
+              </w:rPr>
+              <w:t>avoid the non-dihydropyridine type (verapamil, diltiazem) in reduced ejection fraction; amlodipine is neutral</w:t>
+            </w:r>
+            <w:r>
+              <w:rPr>
+                <w:b w:val="0"/>
+                <w:i w:val="0"/>
+                <w:sz w:val="18"/>
+              </w:rPr>
+              <w:t xml:space="preserve"> (the slide says avoid calcium channel blockers), beta blockers by </w:t>
             </w:r>
             <w:r>
               <w:rPr>
@@ -12388,7 +12428,7 @@
                 <w:i w:val="0"/>
                 <w:sz w:val="18"/>
               </w:rPr>
-              <w:t xml:space="preserve"> = relaxation fails: hypertrophic (hypertension) → preserved fraction → hypertension → </w:t>
+              <w:t xml:space="preserve"> = relaxation fails: thick, stiff ventricle (long-standing hypertension, or hypertrophic cardiomyopathy) → preserved fraction → hypertension → </w:t>
             </w:r>
             <w:r>
               <w:rPr>
@@ -12404,7 +12444,7 @@
                 <w:i w:val="0"/>
                 <w:sz w:val="18"/>
               </w:rPr>
-              <w:t xml:space="preserve"> → peripheral then pulmonary edema. Add an elevated B-type natriuretic peptide = slam dunk.</w:t>
+              <w:t xml:space="preserve"> → exertional breathlessness with pulmonary congestion as in systolic failure, leg swelling often too (the slide says peripheral then pulmonary edema). Add an elevated B-type natriuretic peptide = slam dunk.</w:t>
             </w:r>
           </w:p>
         </w:tc>
@@ -12486,7 +12526,23 @@
                 <w:i w:val="0"/>
                 <w:sz w:val="18"/>
               </w:rPr>
-              <w:t xml:space="preserve"> — the treatment line is 50 and above vs 49 and below.</w:t>
+              <w:t xml:space="preserve">. The slide puts the treatment line at 50 and above vs 49 and below; in practice treatment splits at </w:t>
+            </w:r>
+            <w:r>
+              <w:rPr>
+                <w:b/>
+                <w:i w:val="0"/>
+                <w:sz w:val="18"/>
+              </w:rPr>
+              <w:t>40%</w:t>
+            </w:r>
+            <w:r>
+              <w:rPr>
+                <w:b w:val="0"/>
+                <w:i w:val="0"/>
+                <w:sz w:val="18"/>
+              </w:rPr>
+              <w:t>: the full set of drugs at 40% or less, while 41–49% and 50% or more are managed similarly.</w:t>
             </w:r>
           </w:p>
         </w:tc>
@@ -13214,23 +13270,39 @@
                 <w:i w:val="0"/>
                 <w:sz w:val="18"/>
               </w:rPr>
-              <w:t xml:space="preserve">: &lt;300 rules out; &gt;125 likely if &lt;75 years, </w:t>
-            </w:r>
-            <w:r>
-              <w:rPr>
-                <w:b/>
-                <w:i w:val="0"/>
-                <w:sz w:val="18"/>
-              </w:rPr>
-              <w:t>&gt;450 if &gt;75</w:t>
-            </w:r>
-            <w:r>
-              <w:rPr>
-                <w:b w:val="0"/>
-                <w:i w:val="0"/>
-                <w:sz w:val="18"/>
-              </w:rPr>
-              <w:t>. BNP is degraded by neprilysin, so sacubitril-valsartan alters it.</w:t>
+              <w:t xml:space="preserve">: &lt;300 rules out acute failure; for likely </w:t>
+            </w:r>
+            <w:r>
+              <w:rPr>
+                <w:b/>
+                <w:i w:val="0"/>
+                <w:sz w:val="18"/>
+              </w:rPr>
+              <w:t>acute</w:t>
+            </w:r>
+            <w:r>
+              <w:rPr>
+                <w:b w:val="0"/>
+                <w:i w:val="0"/>
+                <w:sz w:val="18"/>
+              </w:rPr>
+              <w:t xml:space="preserve"> failure the age-based cut-offs are </w:t>
+            </w:r>
+            <w:r>
+              <w:rPr>
+                <w:b/>
+                <w:i w:val="0"/>
+                <w:sz w:val="18"/>
+              </w:rPr>
+              <w:t>&gt;450 under 50, &gt;900 at 50–75, &gt;1800 over 75</w:t>
+            </w:r>
+            <w:r>
+              <w:rPr>
+                <w:b w:val="0"/>
+                <w:i w:val="0"/>
+                <w:sz w:val="18"/>
+              </w:rPr>
+              <w:t>. The slide gives &gt;125 if &lt;75 years and &gt;450 if &gt;75; 125 is really the outpatient rule-out line (under 125 makes failure unlikely in a stable outpatient). BNP is degraded by neprilysin, so sacubitril-valsartan alters it.</w:t>
             </w:r>
           </w:p>
         </w:tc>
@@ -13280,7 +13352,7 @@
                 <w:i w:val="0"/>
                 <w:sz w:val="18"/>
               </w:rPr>
-              <w:t>Echocardiogram: structures, ejection fraction group, definitive for right-sided. Multigated acquisition scan: most accurate ejection fraction. Chest radiograph: effusion, cephalization, Kerley B lines, big heart. Metabolic panel: potassium, renal function. Troponin only if ischemia is suspected.</w:t>
+              <w:t>Echocardiogram: structures, ejection fraction group, definitive for right-sided. Multigated acquisition scan: a very accurate, reproducible ejection fraction (the slide says most accurate); it does not assess perfusion. Chest radiograph: effusion, cephalization, Kerley B lines, big heart. Metabolic panel: potassium, renal function. Troponin only if ischemia is suspected.</w:t>
             </w:r>
           </w:p>
         </w:tc>
@@ -13370,7 +13442,7 @@
                 <w:i w:val="0"/>
                 <w:sz w:val="18"/>
               </w:rPr>
-              <w:t xml:space="preserve"> (also mitral stenosis, pulmonary arterial hypertension); worse prognosis.</w:t>
+              <w:t xml:space="preserve"> (also mitral stenosis, pulmonary arterial hypertension); a poor prognosis that depends on the cause (the slide says much worse than left-sided).</w:t>
             </w:r>
           </w:p>
         </w:tc>
@@ -13568,15 +13640,15 @@
                 <w:i w:val="0"/>
                 <w:sz w:val="18"/>
               </w:rPr>
-              <w:t>Calcium channel blockers.</w:t>
-            </w:r>
-            <w:r>
-              <w:rPr>
-                <w:b w:val="0"/>
-                <w:i w:val="0"/>
-                <w:sz w:val="18"/>
-              </w:rPr>
-              <w:t xml:space="preserve"> Inotropes (dobutamine, milrinone) = </w:t>
+              <w:t>Non-dihydropyridine calcium channel blockers (verapamil, diltiazem)</w:t>
+            </w:r>
+            <w:r>
+              <w:rPr>
+                <w:b w:val="0"/>
+                <w:i w:val="0"/>
+                <w:sz w:val="18"/>
+              </w:rPr>
+              <w:t xml:space="preserve"> in reduced ejection fraction; amlodipine is neutral (the slide says avoid calcium channel blockers). Inotropes (dobutamine, milrinone) = </w:t>
             </w:r>
             <w:r>
               <w:rPr>
